--- a/backend/templates/Indirect Agreement Template-Customer Ownership.docx
+++ b/backend/templates/Indirect Agreement Template-Customer Ownership.docx
@@ -4,656 +4,81 @@
   <w:body>
     <w:p>
       <w:pPr>
+        <w:spacing w:after="240" w:before="0" w:line="276" w:lineRule="auto"/>
+      </w:pPr>
+      <w:r>
+        <w:rPr>
+          <w:rFonts w:ascii="Times New Roman" w:hAnsi="Times New Roman"/>
+          <w:b w:val="0"/>
+          <w:i w:val="0"/>
+          <w:sz w:val="18"/>
+          <w:u w:val="none"/>
+        </w:rPr>
+        <w:t>Proprietary</w:t>
+      </w:r>
+    </w:p>
+    <w:p>
+      <w:pPr>
+        <w:spacing w:after="40" w:before="0" w:line="276" w:lineRule="auto"/>
         <w:jc w:val="center"/>
       </w:pPr>
       <w:r>
         <w:rPr>
-          <w:rFonts w:ascii="Calibri" w:hAnsi="Calibri"/>
+          <w:rFonts w:ascii="Times New Roman" w:hAnsi="Times New Roman"/>
           <w:b/>
-          <w:color w:val="00857C"/>
-          <w:sz w:val="32"/>
+          <w:i w:val="0"/>
+          <w:sz w:val="22"/>
+          <w:u w:val="none"/>
         </w:rPr>
-        <w:t>INTERVET INDIA PRIVATE LIMITED</w:t>
+        <w:t>MAH-PROC-100-12 Product Related Technical Equipment and Devices</w:t>
       </w:r>
     </w:p>
     <w:p>
       <w:pPr>
+        <w:spacing w:after="40" w:before="0" w:line="276" w:lineRule="auto"/>
         <w:jc w:val="center"/>
       </w:pPr>
       <w:r>
         <w:rPr>
-          <w:rFonts w:ascii="Calibri" w:hAnsi="Calibri"/>
-          <w:color w:val="666666"/>
-          <w:sz w:val="20"/>
+          <w:rFonts w:ascii="Times New Roman" w:hAnsi="Times New Roman"/>
+          <w:b/>
+          <w:i w:val="0"/>
+          <w:sz w:val="22"/>
+          <w:u w:val="none"/>
         </w:rPr>
-        <w:t>(A subsidiary of Merck &amp; Co., Inc.)</w:t>
+        <w:t>APPENDIX B</w:t>
       </w:r>
     </w:p>
-    <w:p/>
     <w:p>
       <w:pPr>
+        <w:spacing w:after="40" w:before="0" w:line="276" w:lineRule="auto"/>
         <w:jc w:val="center"/>
       </w:pPr>
       <w:r>
         <w:rPr>
-          <w:rFonts w:ascii="Calibri" w:hAnsi="Calibri"/>
-          <w:b/>
-          <w:sz w:val="28"/>
+          <w:rFonts w:ascii="Times New Roman" w:hAnsi="Times New Roman"/>
+          <w:b w:val="0"/>
+          <w:i w:val="0"/>
+          <w:sz w:val="20"/>
+          <w:u w:val="none"/>
         </w:rPr>
-        <w:t>INDIRECT DEVICE AGREEMENT</w:t>
+        <w:t>Opportunity Evaluation Worksheet</w:t>
       </w:r>
     </w:p>
     <w:p>
       <w:pPr>
+        <w:spacing w:after="200" w:before="0" w:line="276" w:lineRule="auto"/>
         <w:jc w:val="center"/>
       </w:pPr>
       <w:r>
         <w:rPr>
-          <w:rFonts w:ascii="Calibri" w:hAnsi="Calibri"/>
-          <w:color w:val="666666"/>
-          <w:sz w:val="22"/>
+          <w:rFonts w:ascii="Times New Roman" w:hAnsi="Times New Roman"/>
+          <w:b w:val="0"/>
+          <w:i w:val="0"/>
+          <w:sz w:val="18"/>
+          <w:u w:val="none"/>
         </w:rPr>
-        <w:t>Customer Ownership Model (via Distributor)</w:t>
-      </w:r>
-    </w:p>
-    <w:p>
-      <w:pPr>
-        <w:jc w:val="center"/>
-      </w:pPr>
-      <w:r>
-        <w:rPr>
-          <w:rFonts w:ascii="Calibri" w:hAnsi="Calibri"/>
-          <w:sz w:val="22"/>
-        </w:rPr>
-        <w:t>Date: {{date}}</w:t>
-      </w:r>
-    </w:p>
-    <w:p/>
-    <w:p>
-      <w:pPr>
-        <w:pStyle w:val="Heading1"/>
-      </w:pPr>
-      <w:r>
-        <w:rPr>
-          <w:color w:val="00857C"/>
-        </w:rPr>
-        <w:t>1. PARTIES</w:t>
-      </w:r>
-    </w:p>
-    <w:p>
-      <w:pPr>
-        <w:spacing w:after="120"/>
-      </w:pPr>
-      <w:r>
-        <w:rPr>
-          <w:rFonts w:ascii="Calibri" w:hAnsi="Calibri"/>
-          <w:b w:val="0"/>
-          <w:sz w:val="22"/>
-        </w:rPr>
-        <w:t>This Device Agreement ("Agreement") is entered into as of {{date}} ("Effective Date"), by and between:</w:t>
-      </w:r>
-    </w:p>
-    <w:p>
-      <w:pPr>
-        <w:spacing w:after="160"/>
-      </w:pPr>
-      <w:r>
-        <w:rPr>
-          <w:rFonts w:ascii="Calibri" w:hAnsi="Calibri"/>
-          <w:b w:val="0"/>
-          <w:sz w:val="22"/>
-        </w:rPr>
-        <w:t>Intervet India Private Limited, a company incorporated under the laws of India, having its registered office at Pune, Maharashtra (hereinafter referred to as "Intervet" or "Company"), of the FIRST PART;</w:t>
-      </w:r>
-    </w:p>
-    <w:p>
-      <w:pPr>
-        <w:spacing w:after="120"/>
-      </w:pPr>
-      <w:r>
-        <w:rPr>
-          <w:rFonts w:ascii="Calibri" w:hAnsi="Calibri"/>
-          <w:b w:val="0"/>
-          <w:sz w:val="22"/>
-        </w:rPr>
-        <w:t>AND</w:t>
-      </w:r>
-    </w:p>
-    <w:p>
-      <w:pPr>
-        <w:spacing w:after="160"/>
-      </w:pPr>
-      <w:r>
-        <w:rPr>
-          <w:rFonts w:ascii="Calibri" w:hAnsi="Calibri"/>
-          <w:b w:val="0"/>
-          <w:sz w:val="22"/>
-        </w:rPr>
-        <w:t>{{distributor_name}}, acting as the authorized distributor (hereinafter referred to as the "Distributor"), of the SECOND PART;</w:t>
-      </w:r>
-    </w:p>
-    <w:p>
-      <w:pPr>
-        <w:spacing w:after="120"/>
-      </w:pPr>
-      <w:r>
-        <w:rPr>
-          <w:rFonts w:ascii="Calibri" w:hAnsi="Calibri"/>
-          <w:b w:val="0"/>
-          <w:sz w:val="22"/>
-        </w:rPr>
-        <w:t>AND</w:t>
-      </w:r>
-    </w:p>
-    <w:p>
-      <w:pPr>
-        <w:spacing w:after="160"/>
-      </w:pPr>
-      <w:r>
-        <w:rPr>
-          <w:rFonts w:ascii="Calibri" w:hAnsi="Calibri"/>
-          <w:b w:val="0"/>
-          <w:sz w:val="22"/>
-        </w:rPr>
-        <w:t>{{customer_name}}, located at {{location}}, being the end-customer and final recipient of the equipment (hereinafter referred to as the "Customer" or "End-User"), of the THIRD PART.</w:t>
-      </w:r>
-    </w:p>
-    <w:p>
-      <w:pPr>
-        <w:spacing w:after="120"/>
-      </w:pPr>
-      <w:r>
-        <w:rPr>
-          <w:rFonts w:ascii="Calibri" w:hAnsi="Calibri"/>
-          <w:b w:val="0"/>
-          <w:sz w:val="22"/>
-        </w:rPr>
-        <w:t>(Intervet, the Distributor, and the Customer are hereinafter individually referred to as "Party" and collectively as "Parties".)</w:t>
-      </w:r>
-    </w:p>
-    <w:p>
-      <w:pPr>
-        <w:pStyle w:val="Heading1"/>
-      </w:pPr>
-      <w:r>
-        <w:rPr>
-          <w:color w:val="00857C"/>
-        </w:rPr>
-        <w:t>2. RECITALS</w:t>
-      </w:r>
-    </w:p>
-    <w:p>
-      <w:pPr>
-        <w:spacing w:after="120"/>
-      </w:pPr>
-      <w:r>
-        <w:rPr>
-          <w:rFonts w:ascii="Calibri" w:hAnsi="Calibri"/>
-          <w:b w:val="0"/>
-          <w:sz w:val="22"/>
-        </w:rPr>
-        <w:t>WHEREAS, Intervet is engaged in the business of manufacturing, importing, distributing, and selling animal health products, vaccines, and pharmaceutical devices for veterinary use;</w:t>
-      </w:r>
-    </w:p>
-    <w:p>
-      <w:pPr>
-        <w:spacing w:after="120"/>
-      </w:pPr>
-      <w:r>
-        <w:rPr>
-          <w:rFonts w:ascii="Calibri" w:hAnsi="Calibri"/>
-          <w:b w:val="0"/>
-          <w:sz w:val="22"/>
-        </w:rPr>
-        <w:t>WHEREAS, {{distributor_name}} is an authorized distributor of Intervet and is engaged in the distribution and sale of Intervet products within the designated territory;</w:t>
-      </w:r>
-    </w:p>
-    <w:p>
-      <w:pPr>
-        <w:spacing w:after="120"/>
-      </w:pPr>
-      <w:r>
-        <w:rPr>
-          <w:rFonts w:ascii="Calibri" w:hAnsi="Calibri"/>
-          <w:b w:val="0"/>
-          <w:sz w:val="22"/>
-        </w:rPr>
-        <w:t>WHEREAS, the Customer ({{customer_name}}) desires to purchase certain equipment/devices through the Distributor for use in its veterinary or animal health practice;</w:t>
-      </w:r>
-    </w:p>
-    <w:p>
-      <w:pPr>
-        <w:spacing w:after="120"/>
-      </w:pPr>
-      <w:r>
-        <w:rPr>
-          <w:rFonts w:ascii="Calibri" w:hAnsi="Calibri"/>
-          <w:b w:val="0"/>
-          <w:sz w:val="22"/>
-        </w:rPr>
-        <w:t>WHEREAS, Intervet agrees to supply the equipment through the Distributor, and the ownership of the equipment shall ultimately transfer to the Customer upon completion of the transaction;</w:t>
-      </w:r>
-    </w:p>
-    <w:p>
-      <w:pPr>
-        <w:spacing w:after="120"/>
-      </w:pPr>
-      <w:r>
-        <w:rPr>
-          <w:rFonts w:ascii="Calibri" w:hAnsi="Calibri"/>
-          <w:b w:val="0"/>
-          <w:sz w:val="22"/>
-        </w:rPr>
-        <w:t>NOW, THEREFORE, in consideration of the mutual covenants contained herein, the Parties agree as follows:</w:t>
-      </w:r>
-    </w:p>
-    <w:p>
-      <w:pPr>
-        <w:pStyle w:val="Heading1"/>
-      </w:pPr>
-      <w:r>
-        <w:rPr>
-          <w:color w:val="00857C"/>
-        </w:rPr>
-        <w:t>3. EQUIPMENT DETAILS</w:t>
-      </w:r>
-    </w:p>
-    <w:p>
-      <w:pPr>
-        <w:spacing w:after="120"/>
-      </w:pPr>
-      <w:r>
-        <w:rPr>
-          <w:rFonts w:ascii="Calibri" w:hAnsi="Calibri"/>
-          <w:b w:val="0"/>
-          <w:sz w:val="22"/>
-        </w:rPr>
-        <w:t>The following equipment/devices are covered under this Agreement and shall be delivered to the Customer ({{customer_name}}) through the Distributor ({{distributor_name}}):</w:t>
-      </w:r>
-    </w:p>
-    <w:p>
-      <w:r>
-        <w:rPr>
-          <w:rFonts w:ascii="Calibri" w:hAnsi="Calibri"/>
-          <w:sz w:val="22"/>
-        </w:rPr>
-        <w:t>{{equipment_table}}</w:t>
-      </w:r>
-    </w:p>
-    <w:p>
-      <w:pPr>
-        <w:pStyle w:val="Heading1"/>
-      </w:pPr>
-      <w:r>
-        <w:rPr>
-          <w:color w:val="00857C"/>
-        </w:rPr>
-        <w:t>4. TERMS AND CONDITIONS</w:t>
-      </w:r>
-    </w:p>
-    <w:p>
-      <w:pPr>
-        <w:pStyle w:val="Heading2"/>
-      </w:pPr>
-      <w:r>
-        <w:rPr>
-          <w:color w:val="00857C"/>
-        </w:rPr>
-        <w:t>4.1 Distribution Channel</w:t>
-      </w:r>
-    </w:p>
-    <w:p>
-      <w:pPr>
-        <w:spacing w:after="120"/>
-      </w:pPr>
-      <w:r>
-        <w:rPr>
-          <w:rFonts w:ascii="Calibri" w:hAnsi="Calibri"/>
-          <w:b w:val="0"/>
-          <w:sz w:val="22"/>
-        </w:rPr>
-        <w:t>The equipment shall be supplied by Intervet to the Distributor ({{distributor_name}}), who shall in turn deliver the equipment to the Customer ({{customer_name}}). The Distributor is responsible for ensuring timely and safe delivery of the equipment to the Customer.</w:t>
-      </w:r>
-    </w:p>
-    <w:p>
-      <w:pPr>
-        <w:pStyle w:val="Heading2"/>
-      </w:pPr>
-      <w:r>
-        <w:rPr>
-          <w:color w:val="00857C"/>
-        </w:rPr>
-        <w:t>4.2 Ownership and Transfer</w:t>
-      </w:r>
-    </w:p>
-    <w:p>
-      <w:pPr>
-        <w:spacing w:after="120"/>
-      </w:pPr>
-      <w:r>
-        <w:rPr>
-          <w:rFonts w:ascii="Calibri" w:hAnsi="Calibri"/>
-          <w:b w:val="0"/>
-          <w:sz w:val="22"/>
-        </w:rPr>
-        <w:t>Upon completion of the sale transaction and receipt of full payment (either directly from the Customer or through the Distributor), the ownership of the equipment shall transfer to the Customer ({{customer_name}}). The Customer shall be the sole and absolute owner of the equipment.</w:t>
-      </w:r>
-    </w:p>
-    <w:p>
-      <w:pPr>
-        <w:pStyle w:val="Heading2"/>
-      </w:pPr>
-      <w:r>
-        <w:rPr>
-          <w:color w:val="00857C"/>
-        </w:rPr>
-        <w:t>4.3 Responsibilities of the Distributor</w:t>
-      </w:r>
-    </w:p>
-    <w:p>
-      <w:pPr>
-        <w:spacing w:after="120"/>
-      </w:pPr>
-      <w:r>
-        <w:rPr>
-          <w:rFonts w:ascii="Calibri" w:hAnsi="Calibri"/>
-          <w:b w:val="0"/>
-          <w:sz w:val="22"/>
-        </w:rPr>
-        <w:t>The Distributor ({{distributor_name}}) shall: (a) facilitate the delivery of equipment to the Customer; (b) provide initial product orientation and support; (c) collect and remit payments as per agreed commercial terms; (d) maintain accurate records of all transactions; and (e) report any product complaints or adverse events to Intervet within 24 hours.</w:t>
-      </w:r>
-    </w:p>
-    <w:p>
-      <w:pPr>
-        <w:pStyle w:val="Heading2"/>
-      </w:pPr>
-      <w:r>
-        <w:rPr>
-          <w:color w:val="00857C"/>
-        </w:rPr>
-        <w:t>4.4 Payment</w:t>
-      </w:r>
-    </w:p>
-    <w:p>
-      <w:pPr>
-        <w:spacing w:after="120"/>
-      </w:pPr>
-      <w:r>
-        <w:rPr>
-          <w:rFonts w:ascii="Calibri" w:hAnsi="Calibri"/>
-          <w:b w:val="0"/>
-          <w:sz w:val="22"/>
-        </w:rPr>
-        <w:t>Payment for the equipment shall be made as per the commercial terms agreed between the Parties. The Distributor shall ensure that all financial obligations are fulfilled within the agreed timelines.</w:t>
-      </w:r>
-    </w:p>
-    <w:p>
-      <w:pPr>
-        <w:pStyle w:val="Heading2"/>
-      </w:pPr>
-      <w:r>
-        <w:rPr>
-          <w:color w:val="00857C"/>
-        </w:rPr>
-        <w:t>4.5 Warranty</w:t>
-      </w:r>
-    </w:p>
-    <w:p>
-      <w:pPr>
-        <w:spacing w:after="120"/>
-      </w:pPr>
-      <w:r>
-        <w:rPr>
-          <w:rFonts w:ascii="Calibri" w:hAnsi="Calibri"/>
-          <w:b w:val="0"/>
-          <w:sz w:val="22"/>
-        </w:rPr>
-        <w:t>Intervet warrants that the equipment shall be free from defects in material and workmanship for a period of 12 (twelve) months from the date of delivery to the Customer. Warranty claims shall be processed through the Distributor or directly with Intervet.</w:t>
-      </w:r>
-    </w:p>
-    <w:p>
-      <w:pPr>
-        <w:pStyle w:val="Heading2"/>
-      </w:pPr>
-      <w:r>
-        <w:rPr>
-          <w:color w:val="00857C"/>
-        </w:rPr>
-        <w:t>4.6 Maintenance and Support</w:t>
-      </w:r>
-    </w:p>
-    <w:p>
-      <w:pPr>
-        <w:spacing w:after="120"/>
-      </w:pPr>
-      <w:r>
-        <w:rPr>
-          <w:rFonts w:ascii="Calibri" w:hAnsi="Calibri"/>
-          <w:b w:val="0"/>
-          <w:sz w:val="22"/>
-        </w:rPr>
-        <w:t>During the Warranty Period, Intervet shall provide maintenance and technical support either directly or through the Distributor. After the Warranty Period, maintenance services shall be available at mutually agreed commercial terms.</w:t>
-      </w:r>
-    </w:p>
-    <w:p>
-      <w:pPr>
-        <w:pStyle w:val="Heading2"/>
-      </w:pPr>
-      <w:r>
-        <w:rPr>
-          <w:color w:val="00857C"/>
-        </w:rPr>
-        <w:t>4.7 Use of Equipment</w:t>
-      </w:r>
-    </w:p>
-    <w:p>
-      <w:pPr>
-        <w:spacing w:after="120"/>
-      </w:pPr>
-      <w:r>
-        <w:rPr>
-          <w:rFonts w:ascii="Calibri" w:hAnsi="Calibri"/>
-          <w:b w:val="0"/>
-          <w:sz w:val="22"/>
-        </w:rPr>
-        <w:t>The Customer shall use the equipment solely for its intended purpose and in accordance with the manufacturer's guidelines. The Customer shall ensure that the equipment is operated only by qualified and trained personnel.</w:t>
-      </w:r>
-    </w:p>
-    <w:p>
-      <w:pPr>
-        <w:pStyle w:val="Heading2"/>
-      </w:pPr>
-      <w:r>
-        <w:rPr>
-          <w:color w:val="00857C"/>
-        </w:rPr>
-        <w:t>4.8 Indemnification</w:t>
-      </w:r>
-    </w:p>
-    <w:p>
-      <w:pPr>
-        <w:spacing w:after="120"/>
-      </w:pPr>
-      <w:r>
-        <w:rPr>
-          <w:rFonts w:ascii="Calibri" w:hAnsi="Calibri"/>
-          <w:b w:val="0"/>
-          <w:sz w:val="22"/>
-        </w:rPr>
-        <w:t>Each Party shall indemnify and hold harmless the other Parties from any claims, losses, or damages arising from any breach of this Agreement or negligent acts.</w:t>
-      </w:r>
-    </w:p>
-    <w:p>
-      <w:pPr>
-        <w:pStyle w:val="Heading2"/>
-      </w:pPr>
-      <w:r>
-        <w:rPr>
-          <w:color w:val="00857C"/>
-        </w:rPr>
-        <w:t>4.9 Confidentiality</w:t>
-      </w:r>
-    </w:p>
-    <w:p>
-      <w:pPr>
-        <w:spacing w:after="120"/>
-      </w:pPr>
-      <w:r>
-        <w:rPr>
-          <w:rFonts w:ascii="Calibri" w:hAnsi="Calibri"/>
-          <w:b w:val="0"/>
-          <w:sz w:val="22"/>
-        </w:rPr>
-        <w:t>All Parties agree to maintain the confidentiality of proprietary information exchanged in connection with this Agreement for a period of 3 (three) years following termination.</w:t>
-      </w:r>
-    </w:p>
-    <w:p>
-      <w:pPr>
-        <w:pStyle w:val="Heading2"/>
-      </w:pPr>
-      <w:r>
-        <w:rPr>
-          <w:color w:val="00857C"/>
-        </w:rPr>
-        <w:t>4.10 Governing Law</w:t>
-      </w:r>
-    </w:p>
-    <w:p>
-      <w:pPr>
-        <w:spacing w:after="120"/>
-      </w:pPr>
-      <w:r>
-        <w:rPr>
-          <w:rFonts w:ascii="Calibri" w:hAnsi="Calibri"/>
-          <w:b w:val="0"/>
-          <w:sz w:val="22"/>
-        </w:rPr>
-        <w:t>This Agreement shall be governed by the laws of India. Any disputes shall be resolved through arbitration in Pune, Maharashtra.</w:t>
-      </w:r>
-    </w:p>
-    <w:p>
-      <w:pPr>
-        <w:pStyle w:val="Heading2"/>
-      </w:pPr>
-      <w:r>
-        <w:rPr>
-          <w:color w:val="00857C"/>
-        </w:rPr>
-        <w:t>4.11 Entire Agreement</w:t>
-      </w:r>
-    </w:p>
-    <w:p>
-      <w:pPr>
-        <w:spacing w:after="120"/>
-      </w:pPr>
-      <w:r>
-        <w:rPr>
-          <w:rFonts w:ascii="Calibri" w:hAnsi="Calibri"/>
-          <w:b w:val="0"/>
-          <w:sz w:val="22"/>
-        </w:rPr>
-        <w:t>This Agreement constitutes the entire understanding between the Parties and supersedes all prior agreements.</w:t>
-      </w:r>
-    </w:p>
-    <w:p>
-      <w:pPr>
-        <w:pStyle w:val="Heading1"/>
-      </w:pPr>
-      <w:r>
-        <w:rPr>
-          <w:color w:val="00857C"/>
-        </w:rPr>
-        <w:t>5. DEVICE RELEASE FORM</w:t>
-      </w:r>
-    </w:p>
-    <w:p>
-      <w:pPr>
-        <w:spacing w:after="120"/>
-      </w:pPr>
-      <w:r>
-        <w:rPr>
-          <w:rFonts w:ascii="Calibri" w:hAnsi="Calibri"/>
-          <w:b w:val="0"/>
-          <w:sz w:val="22"/>
-        </w:rPr>
-        <w:t>Date: {{date}}</w:t>
-      </w:r>
-    </w:p>
-    <w:p>
-      <w:pPr>
-        <w:spacing w:after="120"/>
-      </w:pPr>
-      <w:r>
-        <w:rPr>
-          <w:rFonts w:ascii="Calibri" w:hAnsi="Calibri"/>
-          <w:b w:val="0"/>
-          <w:sz w:val="22"/>
-        </w:rPr>
-        <w:t>To,</w:t>
-      </w:r>
-    </w:p>
-    <w:p>
-      <w:pPr>
-        <w:spacing w:after="120"/>
-      </w:pPr>
-      <w:r>
-        <w:rPr>
-          <w:rFonts w:ascii="Calibri" w:hAnsi="Calibri"/>
-          <w:b w:val="0"/>
-          <w:sz w:val="22"/>
-        </w:rPr>
-        <w:t>{{distributor_name}}</w:t>
-      </w:r>
-    </w:p>
-    <w:p>
-      <w:pPr>
-        <w:spacing w:after="120"/>
-      </w:pPr>
-      <w:r>
-        <w:rPr>
-          <w:rFonts w:ascii="Calibri" w:hAnsi="Calibri"/>
-          <w:b w:val="0"/>
-          <w:sz w:val="22"/>
-        </w:rPr>
-        <w:t>{{address}}</w:t>
-      </w:r>
-    </w:p>
-    <w:p/>
-    <w:p>
-      <w:pPr>
-        <w:spacing w:after="120"/>
-      </w:pPr>
-      <w:r>
-        <w:rPr>
-          <w:rFonts w:ascii="Calibri" w:hAnsi="Calibri"/>
-          <w:b w:val="0"/>
-          <w:sz w:val="22"/>
-        </w:rPr>
-        <w:t>Dear Sir/Madam,</w:t>
-      </w:r>
-    </w:p>
-    <w:p>
-      <w:pPr>
-        <w:spacing w:after="120"/>
-      </w:pPr>
-      <w:r>
-        <w:rPr>
-          <w:rFonts w:ascii="Calibri" w:hAnsi="Calibri"/>
-          <w:b w:val="0"/>
-          <w:sz w:val="22"/>
-        </w:rPr>
-        <w:t>We hereby confirm the release and delivery of the equipment as detailed in this Agreement, for onward delivery to the Customer ({{customer_name}}) at {{location}}. Please acknowledge receipt by signing below.</w:t>
-      </w:r>
-    </w:p>
-    <w:p>
-      <w:pPr>
-        <w:pStyle w:val="Heading2"/>
-      </w:pPr>
-      <w:r>
-        <w:rPr>
-          <w:color w:val="00857C"/>
-        </w:rPr>
-        <w:t>INTERNAL APPROVAL</w:t>
+        <w:t>(Local currency)</w:t>
       </w:r>
     </w:p>
     <w:tbl>
@@ -662,6 +87,14 @@
         <w:tblW w:type="auto" w:w="0"/>
         <w:jc w:val="center"/>
         <w:tblLook w:firstColumn="1" w:firstRow="1" w:lastColumn="0" w:lastRow="0" w:noHBand="0" w:noVBand="1" w:val="04A0"/>
+        <w:tblBorders>
+          <w:top w:val="single" w:sz="4" w:space="0" w:color="000000"/>
+          <w:left w:val="single" w:sz="4" w:space="0" w:color="000000"/>
+          <w:bottom w:val="single" w:sz="4" w:space="0" w:color="000000"/>
+          <w:right w:val="single" w:sz="4" w:space="0" w:color="000000"/>
+          <w:insideH w:val="single" w:sz="4" w:space="0" w:color="000000"/>
+          <w:insideV w:val="single" w:sz="4" w:space="0" w:color="000000"/>
+        </w:tblBorders>
       </w:tblPr>
       <w:tblGrid>
         <w:gridCol w:w="4320"/>
@@ -670,33 +103,55 @@
       <w:tr>
         <w:tc>
           <w:tcPr>
-            <w:tcW w:type="dxa" w:w="4320"/>
-            <w:shd w:fill="E6F3F2"/>
+            <w:tcW w:type="dxa" w:w="5184"/>
+            <w:tcMar>
+              <w:top w:w="80" w:type="dxa"/>
+              <w:bottom w:w="80" w:type="dxa"/>
+              <w:left w:w="120" w:type="dxa"/>
+              <w:right w:w="120" w:type="dxa"/>
+            </w:tcMar>
           </w:tcPr>
           <w:p>
+            <w:pPr>
+              <w:spacing w:after="60" w:before="0" w:line="276" w:lineRule="auto"/>
+            </w:pPr>
             <w:r>
               <w:rPr>
-                <w:rFonts w:ascii="Calibri" w:hAnsi="Calibri"/>
-                <w:b/>
-                <w:sz w:val="20"/>
+                <w:rFonts w:ascii="Times New Roman" w:hAnsi="Times New Roman"/>
+                <w:b w:val="0"/>
+                <w:i w:val="0"/>
+                <w:sz w:val="19"/>
+                <w:u w:val="none"/>
               </w:rPr>
-              <w:t>Role</w:t>
+              <w:t>Customer Name: {Distributor Name}</w:t>
+              <w:br/>
+              <w:t>{{Customer Name}}</w:t>
             </w:r>
           </w:p>
         </w:tc>
         <w:tc>
           <w:tcPr>
-            <w:tcW w:type="dxa" w:w="4320"/>
-            <w:shd w:fill="E6F3F2"/>
+            <w:tcW w:type="dxa" w:w="5184"/>
+            <w:tcMar>
+              <w:top w:w="80" w:type="dxa"/>
+              <w:bottom w:w="80" w:type="dxa"/>
+              <w:left w:w="120" w:type="dxa"/>
+              <w:right w:w="120" w:type="dxa"/>
+            </w:tcMar>
           </w:tcPr>
           <w:p>
+            <w:pPr>
+              <w:spacing w:after="60" w:before="0" w:line="276" w:lineRule="auto"/>
+            </w:pPr>
             <w:r>
               <w:rPr>
-                <w:rFonts w:ascii="Calibri" w:hAnsi="Calibri"/>
-                <w:b/>
-                <w:sz w:val="20"/>
+                <w:rFonts w:ascii="Times New Roman" w:hAnsi="Times New Roman"/>
+                <w:b w:val="0"/>
+                <w:i w:val="0"/>
+                <w:sz w:val="19"/>
+                <w:u w:val="none"/>
               </w:rPr>
-              <w:t>Name and Date</w:t>
+              <w:t>Location: {Location}</w:t>
             </w:r>
           </w:p>
         </w:tc>
@@ -704,29 +159,28 @@
       <w:tr>
         <w:tc>
           <w:tcPr>
-            <w:tcW w:type="dxa" w:w="4320"/>
+            <w:tcW w:type="dxa" w:w="10368"/>
+            <w:gridSpan w:val="2"/>
+            <w:tcMar>
+              <w:top w:w="80" w:type="dxa"/>
+              <w:bottom w:w="80" w:type="dxa"/>
+              <w:left w:w="120" w:type="dxa"/>
+              <w:right w:w="120" w:type="dxa"/>
+            </w:tcMar>
           </w:tcPr>
           <w:p>
+            <w:pPr>
+              <w:spacing w:after="60" w:before="0" w:line="276" w:lineRule="auto"/>
+            </w:pPr>
             <w:r>
               <w:rPr>
-                <w:rFonts w:ascii="Calibri" w:hAnsi="Calibri"/>
-                <w:sz w:val="20"/>
+                <w:rFonts w:ascii="Times New Roman" w:hAnsi="Times New Roman"/>
+                <w:b w:val="0"/>
+                <w:i w:val="0"/>
+                <w:sz w:val="19"/>
+                <w:u w:val="none"/>
               </w:rPr>
-              <w:t>Initiator</w:t>
-            </w:r>
-          </w:p>
-        </w:tc>
-        <w:tc>
-          <w:tcPr>
-            <w:tcW w:type="dxa" w:w="4320"/>
-          </w:tcPr>
-          <w:p>
-            <w:r>
-              <w:rPr>
-                <w:rFonts w:ascii="Calibri" w:hAnsi="Calibri"/>
-                <w:sz w:val="20"/>
-              </w:rPr>
-              <w:t>{{initiator_name_and_date}}</w:t>
+              <w:t>Purpose for Providing Equipment:    To promote usage of Hatchery Vaccination</w:t>
             </w:r>
           </w:p>
         </w:tc>
@@ -734,57 +188,76 @@
       <w:tr>
         <w:tc>
           <w:tcPr>
-            <w:tcW w:type="dxa" w:w="4320"/>
+            <w:tcW w:type="dxa" w:w="5184"/>
+            <w:tcMar>
+              <w:top w:w="80" w:type="dxa"/>
+              <w:bottom w:w="80" w:type="dxa"/>
+              <w:left w:w="120" w:type="dxa"/>
+              <w:right w:w="120" w:type="dxa"/>
+            </w:tcMar>
           </w:tcPr>
           <w:p>
+            <w:pPr>
+              <w:spacing w:after="60" w:before="0" w:line="276" w:lineRule="auto"/>
+            </w:pPr>
             <w:r>
               <w:rPr>
-                <w:rFonts w:ascii="Calibri" w:hAnsi="Calibri"/>
-                <w:sz w:val="20"/>
+                <w:rFonts w:ascii="Times New Roman" w:hAnsi="Times New Roman"/>
+                <w:b w:val="0"/>
+                <w:i w:val="0"/>
+                <w:sz w:val="19"/>
+                <w:u w:val="none"/>
               </w:rPr>
-              <w:t>Manager</w:t>
+              <w:t>Sales Value of Initial Purchase Order:</w:t>
+              <w:br/>
+              <w:t>As Per financial Evaluation</w:t>
             </w:r>
           </w:p>
         </w:tc>
         <w:tc>
           <w:tcPr>
-            <w:tcW w:type="dxa" w:w="4320"/>
+            <w:tcW w:type="dxa" w:w="5184"/>
+            <w:tcMar>
+              <w:top w:w="80" w:type="dxa"/>
+              <w:bottom w:w="80" w:type="dxa"/>
+              <w:left w:w="120" w:type="dxa"/>
+              <w:right w:w="120" w:type="dxa"/>
+            </w:tcMar>
           </w:tcPr>
           <w:p>
+            <w:pPr>
+              <w:spacing w:after="60" w:before="0" w:line="276" w:lineRule="auto"/>
+            </w:pPr>
             <w:r>
               <w:rPr>
-                <w:rFonts w:ascii="Calibri" w:hAnsi="Calibri"/>
-                <w:sz w:val="20"/>
+                <w:rFonts w:ascii="Times New Roman" w:hAnsi="Times New Roman"/>
+                <w:b w:val="0"/>
+                <w:i w:val="0"/>
+                <w:sz w:val="19"/>
+                <w:u w:val="none"/>
               </w:rPr>
-              <w:t>{{manager_name_and_date}}</w:t>
+              <w:t>Estimated Local Gross Margin of Annual Sales Value*: As Per financial Evaluation</w:t>
+              <w:br/>
+              <w:br/>
+              <w:t xml:space="preserve">Additional finance support from local / regional stakeholders - </w:t>
             </w:r>
           </w:p>
         </w:tc>
       </w:tr>
     </w:tbl>
-    <w:p/>
     <w:p>
       <w:pPr>
-        <w:pStyle w:val="Heading2"/>
+        <w:spacing w:after="40" w:before="120" w:line="276" w:lineRule="auto"/>
       </w:pPr>
       <w:r>
         <w:rPr>
-          <w:color w:val="00857C"/>
+          <w:rFonts w:ascii="Times New Roman" w:hAnsi="Times New Roman"/>
+          <w:b w:val="0"/>
+          <w:i w:val="0"/>
+          <w:sz w:val="19"/>
+          <w:u w:val="none"/>
         </w:rPr>
-        <w:t>SIGNATURES</w:t>
-      </w:r>
-    </w:p>
-    <w:p>
-      <w:pPr>
-        <w:spacing w:after="240"/>
-      </w:pPr>
-      <w:r>
-        <w:rPr>
-          <w:rFonts w:ascii="Calibri" w:hAnsi="Calibri"/>
-          <w:b w:val="0"/>
-          <w:sz w:val="22"/>
-        </w:rPr>
-        <w:t>IN WITNESS WHEREOF, the parties hereto have executed this Agreement as of the date first written above.</w:t>
+        <w:t>Equipment and/or Devices to be provided:</w:t>
       </w:r>
     </w:p>
     <w:tbl>
@@ -793,6 +266,1053 @@
         <w:tblW w:type="auto" w:w="0"/>
         <w:jc w:val="center"/>
         <w:tblLook w:firstColumn="1" w:firstRow="1" w:lastColumn="0" w:lastRow="0" w:noHBand="0" w:noVBand="1" w:val="04A0"/>
+        <w:tblBorders>
+          <w:top w:val="single" w:sz="4" w:space="0" w:color="000000"/>
+          <w:left w:val="single" w:sz="4" w:space="0" w:color="000000"/>
+          <w:bottom w:val="single" w:sz="4" w:space="0" w:color="000000"/>
+          <w:right w:val="single" w:sz="4" w:space="0" w:color="000000"/>
+          <w:insideH w:val="single" w:sz="4" w:space="0" w:color="000000"/>
+          <w:insideV w:val="single" w:sz="4" w:space="0" w:color="000000"/>
+        </w:tblBorders>
+      </w:tblPr>
+      <w:tblGrid>
+        <w:gridCol w:w="2880"/>
+        <w:gridCol w:w="2880"/>
+        <w:gridCol w:w="2880"/>
+      </w:tblGrid>
+      <w:tr>
+        <w:tc>
+          <w:tcPr>
+            <w:tcW w:type="dxa" w:w="3600"/>
+            <w:tcW w:w="3600" w:type="dxa"/>
+            <w:tcMar>
+              <w:top w:w="60" w:type="dxa"/>
+              <w:bottom w:w="60" w:type="dxa"/>
+              <w:left w:w="100" w:type="dxa"/>
+              <w:right w:w="100" w:type="dxa"/>
+            </w:tcMar>
+          </w:tcPr>
+          <w:p>
+            <w:pPr>
+              <w:spacing w:after="60" w:before="0" w:line="276" w:lineRule="auto"/>
+            </w:pPr>
+            <w:r>
+              <w:rPr>
+                <w:rFonts w:ascii="Times New Roman" w:hAnsi="Times New Roman"/>
+                <w:b/>
+                <w:i w:val="0"/>
+                <w:sz w:val="18"/>
+                <w:u w:val="single"/>
+              </w:rPr>
+              <w:t>Description</w:t>
+            </w:r>
+          </w:p>
+        </w:tc>
+        <w:tc>
+          <w:tcPr>
+            <w:tcW w:type="dxa" w:w="2160"/>
+            <w:tcW w:w="2160" w:type="dxa"/>
+            <w:tcMar>
+              <w:top w:w="60" w:type="dxa"/>
+              <w:bottom w:w="60" w:type="dxa"/>
+              <w:left w:w="100" w:type="dxa"/>
+              <w:right w:w="100" w:type="dxa"/>
+            </w:tcMar>
+          </w:tcPr>
+          <w:p>
+            <w:pPr>
+              <w:spacing w:after="60" w:before="0" w:line="276" w:lineRule="auto"/>
+            </w:pPr>
+            <w:r>
+              <w:rPr>
+                <w:rFonts w:ascii="Times New Roman" w:hAnsi="Times New Roman"/>
+                <w:b/>
+                <w:i w:val="0"/>
+                <w:sz w:val="18"/>
+                <w:u w:val="single"/>
+              </w:rPr>
+              <w:t>Quantity</w:t>
+            </w:r>
+          </w:p>
+        </w:tc>
+        <w:tc>
+          <w:tcPr>
+            <w:tcW w:type="dxa" w:w="2160"/>
+            <w:tcW w:w="2160" w:type="dxa"/>
+            <w:tcMar>
+              <w:top w:w="60" w:type="dxa"/>
+              <w:bottom w:w="60" w:type="dxa"/>
+              <w:left w:w="100" w:type="dxa"/>
+              <w:right w:w="100" w:type="dxa"/>
+            </w:tcMar>
+          </w:tcPr>
+          <w:p>
+            <w:pPr>
+              <w:spacing w:after="60" w:before="0" w:line="276" w:lineRule="auto"/>
+            </w:pPr>
+            <w:r>
+              <w:rPr>
+                <w:rFonts w:ascii="Times New Roman" w:hAnsi="Times New Roman"/>
+                <w:b/>
+                <w:i w:val="0"/>
+                <w:sz w:val="18"/>
+                <w:u w:val="none"/>
+              </w:rPr>
+              <w:t>FMV</w:t>
+            </w:r>
+          </w:p>
+        </w:tc>
+      </w:tr>
+      <w:tr>
+        <w:tc>
+          <w:tcPr>
+            <w:tcW w:type="dxa" w:w="3600"/>
+            <w:tcW w:w="3600" w:type="dxa"/>
+            <w:tcMar>
+              <w:top w:w="60" w:type="dxa"/>
+              <w:bottom w:w="60" w:type="dxa"/>
+              <w:left w:w="100" w:type="dxa"/>
+              <w:right w:w="100" w:type="dxa"/>
+            </w:tcMar>
+          </w:tcPr>
+          <w:p>
+            <w:pPr>
+              <w:spacing w:after="60" w:before="0" w:line="276" w:lineRule="auto"/>
+            </w:pPr>
+            <w:r>
+              <w:rPr>
+                <w:rFonts w:ascii="Times New Roman" w:hAnsi="Times New Roman"/>
+                <w:b w:val="0"/>
+                <w:i w:val="0"/>
+                <w:sz w:val="18"/>
+                <w:u w:val="none"/>
+              </w:rPr>
+              <w:t>{Equipment Name}</w:t>
+            </w:r>
+          </w:p>
+        </w:tc>
+        <w:tc>
+          <w:tcPr>
+            <w:tcW w:type="dxa" w:w="2160"/>
+            <w:tcW w:w="2160" w:type="dxa"/>
+            <w:tcMar>
+              <w:top w:w="60" w:type="dxa"/>
+              <w:bottom w:w="60" w:type="dxa"/>
+              <w:left w:w="100" w:type="dxa"/>
+              <w:right w:w="100" w:type="dxa"/>
+            </w:tcMar>
+          </w:tcPr>
+          <w:p>
+            <w:pPr>
+              <w:spacing w:after="60" w:before="0" w:line="276" w:lineRule="auto"/>
+            </w:pPr>
+            <w:r>
+              <w:rPr>
+                <w:rFonts w:ascii="Times New Roman" w:hAnsi="Times New Roman"/>
+                <w:b w:val="0"/>
+                <w:i w:val="0"/>
+                <w:sz w:val="18"/>
+                <w:u w:val="none"/>
+              </w:rPr>
+              <w:t>{quantity}</w:t>
+            </w:r>
+          </w:p>
+        </w:tc>
+        <w:tc>
+          <w:tcPr>
+            <w:tcW w:type="dxa" w:w="2160"/>
+            <w:tcW w:w="2160" w:type="dxa"/>
+            <w:tcMar>
+              <w:top w:w="60" w:type="dxa"/>
+              <w:bottom w:w="60" w:type="dxa"/>
+              <w:left w:w="100" w:type="dxa"/>
+              <w:right w:w="100" w:type="dxa"/>
+            </w:tcMar>
+          </w:tcPr>
+          <w:p>
+            <w:pPr>
+              <w:spacing w:after="60" w:before="0" w:line="276" w:lineRule="auto"/>
+            </w:pPr>
+          </w:p>
+        </w:tc>
+      </w:tr>
+      <w:tr>
+        <w:tc>
+          <w:tcPr>
+            <w:tcW w:type="dxa" w:w="3600"/>
+            <w:tcW w:w="3600" w:type="dxa"/>
+            <w:tcMar>
+              <w:top w:w="60" w:type="dxa"/>
+              <w:bottom w:w="60" w:type="dxa"/>
+              <w:left w:w="100" w:type="dxa"/>
+              <w:right w:w="100" w:type="dxa"/>
+            </w:tcMar>
+          </w:tcPr>
+          <w:p>
+            <w:pPr>
+              <w:spacing w:after="60" w:before="0" w:line="276" w:lineRule="auto"/>
+            </w:pPr>
+            <w:r>
+              <w:rPr>
+                <w:rFonts w:ascii="Times New Roman" w:hAnsi="Times New Roman"/>
+                <w:b w:val="0"/>
+                <w:i w:val="0"/>
+                <w:sz w:val="18"/>
+                <w:u w:val="none"/>
+              </w:rPr>
+              <w:t>{Equipment Name}</w:t>
+            </w:r>
+          </w:p>
+        </w:tc>
+        <w:tc>
+          <w:tcPr>
+            <w:tcW w:type="dxa" w:w="2160"/>
+            <w:tcW w:w="2160" w:type="dxa"/>
+            <w:tcMar>
+              <w:top w:w="60" w:type="dxa"/>
+              <w:bottom w:w="60" w:type="dxa"/>
+              <w:left w:w="100" w:type="dxa"/>
+              <w:right w:w="100" w:type="dxa"/>
+            </w:tcMar>
+          </w:tcPr>
+          <w:p>
+            <w:pPr>
+              <w:spacing w:after="60" w:before="0" w:line="276" w:lineRule="auto"/>
+            </w:pPr>
+            <w:r>
+              <w:rPr>
+                <w:rFonts w:ascii="Times New Roman" w:hAnsi="Times New Roman"/>
+                <w:b w:val="0"/>
+                <w:i w:val="0"/>
+                <w:sz w:val="18"/>
+                <w:u w:val="none"/>
+              </w:rPr>
+              <w:t>{quantity}</w:t>
+            </w:r>
+          </w:p>
+        </w:tc>
+        <w:tc>
+          <w:tcPr>
+            <w:tcW w:type="dxa" w:w="2160"/>
+            <w:tcW w:w="2160" w:type="dxa"/>
+            <w:tcMar>
+              <w:top w:w="60" w:type="dxa"/>
+              <w:bottom w:w="60" w:type="dxa"/>
+              <w:left w:w="100" w:type="dxa"/>
+              <w:right w:w="100" w:type="dxa"/>
+            </w:tcMar>
+          </w:tcPr>
+          <w:p>
+            <w:pPr>
+              <w:spacing w:after="60" w:before="0" w:line="276" w:lineRule="auto"/>
+            </w:pPr>
+          </w:p>
+        </w:tc>
+      </w:tr>
+      <w:tr>
+        <w:tc>
+          <w:tcPr>
+            <w:tcW w:type="dxa" w:w="3600"/>
+            <w:tcW w:w="3600" w:type="dxa"/>
+            <w:tcMar>
+              <w:top w:w="60" w:type="dxa"/>
+              <w:bottom w:w="60" w:type="dxa"/>
+              <w:left w:w="100" w:type="dxa"/>
+              <w:right w:w="100" w:type="dxa"/>
+            </w:tcMar>
+          </w:tcPr>
+          <w:p>
+            <w:pPr>
+              <w:spacing w:after="60" w:before="0" w:line="276" w:lineRule="auto"/>
+            </w:pPr>
+          </w:p>
+        </w:tc>
+        <w:tc>
+          <w:tcPr>
+            <w:tcW w:type="dxa" w:w="2160"/>
+            <w:tcW w:w="2160" w:type="dxa"/>
+            <w:tcMar>
+              <w:top w:w="60" w:type="dxa"/>
+              <w:bottom w:w="60" w:type="dxa"/>
+              <w:left w:w="100" w:type="dxa"/>
+              <w:right w:w="100" w:type="dxa"/>
+            </w:tcMar>
+          </w:tcPr>
+          <w:p>
+            <w:pPr>
+              <w:spacing w:after="60" w:before="0" w:line="276" w:lineRule="auto"/>
+            </w:pPr>
+          </w:p>
+        </w:tc>
+        <w:tc>
+          <w:tcPr>
+            <w:tcW w:type="dxa" w:w="2160"/>
+            <w:tcW w:w="2160" w:type="dxa"/>
+            <w:tcMar>
+              <w:top w:w="60" w:type="dxa"/>
+              <w:bottom w:w="60" w:type="dxa"/>
+              <w:left w:w="100" w:type="dxa"/>
+              <w:right w:w="100" w:type="dxa"/>
+            </w:tcMar>
+          </w:tcPr>
+          <w:p>
+            <w:pPr>
+              <w:spacing w:after="60" w:before="0" w:line="276" w:lineRule="auto"/>
+            </w:pPr>
+          </w:p>
+        </w:tc>
+      </w:tr>
+    </w:tbl>
+    <w:p>
+      <w:pPr>
+        <w:spacing w:after="0" w:before="0" w:line="276" w:lineRule="auto"/>
+      </w:pPr>
+      <w:r>
+        <w:rPr>
+          <w:rFonts w:ascii="Times New Roman" w:hAnsi="Times New Roman"/>
+          <w:b w:val="0"/>
+          <w:i w:val="0"/>
+          <w:sz w:val="2"/>
+          <w:u w:val="none"/>
+        </w:rPr>
+        <w:t>{{appendix_b_equipment_table}}</w:t>
+      </w:r>
+    </w:p>
+    <w:tbl>
+      <w:tblPr>
+        <w:tblStyle w:val="TableGrid"/>
+        <w:tblW w:type="auto" w:w="0"/>
+        <w:jc w:val="center"/>
+        <w:tblLook w:firstColumn="1" w:firstRow="1" w:lastColumn="0" w:lastRow="0" w:noHBand="0" w:noVBand="1" w:val="04A0"/>
+        <w:tblBorders>
+          <w:top w:val="single" w:sz="4" w:space="0" w:color="000000"/>
+          <w:left w:val="single" w:sz="4" w:space="0" w:color="000000"/>
+          <w:bottom w:val="single" w:sz="4" w:space="0" w:color="000000"/>
+          <w:right w:val="single" w:sz="4" w:space="0" w:color="000000"/>
+          <w:insideH w:val="single" w:sz="4" w:space="0" w:color="000000"/>
+          <w:insideV w:val="single" w:sz="4" w:space="0" w:color="000000"/>
+        </w:tblBorders>
+      </w:tblPr>
+      <w:tblGrid>
+        <w:gridCol w:w="4320"/>
+        <w:gridCol w:w="4320"/>
+      </w:tblGrid>
+      <w:tr>
+        <w:tc>
+          <w:tcPr>
+            <w:tcW w:type="dxa" w:w="5184"/>
+            <w:tcW w:w="5184" w:type="dxa"/>
+            <w:tcMar>
+              <w:top w:w="60" w:type="dxa"/>
+              <w:bottom w:w="60" w:type="dxa"/>
+              <w:left w:w="100" w:type="dxa"/>
+              <w:right w:w="100" w:type="dxa"/>
+            </w:tcMar>
+          </w:tcPr>
+          <w:p>
+            <w:pPr>
+              <w:spacing w:after="60" w:before="0" w:line="276" w:lineRule="auto"/>
+            </w:pPr>
+            <w:r>
+              <w:rPr>
+                <w:rFonts w:ascii="Times New Roman" w:hAnsi="Times New Roman"/>
+                <w:b w:val="0"/>
+                <w:i w:val="0"/>
+                <w:sz w:val="18"/>
+                <w:u w:val="none"/>
+              </w:rPr>
+              <w:t>Total FAIR MARKET VALUE of Equipment and/or Devices:</w:t>
+            </w:r>
+          </w:p>
+        </w:tc>
+        <w:tc>
+          <w:tcPr>
+            <w:tcW w:type="dxa" w:w="5184"/>
+            <w:tcW w:w="5184" w:type="dxa"/>
+            <w:tcMar>
+              <w:top w:w="60" w:type="dxa"/>
+              <w:bottom w:w="60" w:type="dxa"/>
+              <w:left w:w="100" w:type="dxa"/>
+              <w:right w:w="100" w:type="dxa"/>
+            </w:tcMar>
+          </w:tcPr>
+          <w:p>
+            <w:pPr>
+              <w:spacing w:after="60" w:before="0" w:line="276" w:lineRule="auto"/>
+            </w:pPr>
+            <w:r>
+              <w:rPr>
+                <w:rFonts w:ascii="Times New Roman" w:hAnsi="Times New Roman"/>
+                <w:b w:val="0"/>
+                <w:i w:val="0"/>
+                <w:sz w:val="17"/>
+                <w:u w:val="none"/>
+              </w:rPr>
+              <w:t>Return on Investment:</w:t>
+              <w:br/>
+              <w:t>[Gross Margin of Annual Sales - FMV of Equipment and/or Devices]÷ [FMV of Equipment and Devices]: %</w:t>
+            </w:r>
+          </w:p>
+        </w:tc>
+      </w:tr>
+    </w:tbl>
+    <w:p>
+      <w:pPr>
+        <w:spacing w:after="160" w:before="80" w:line="276" w:lineRule="auto"/>
+      </w:pPr>
+      <w:r>
+        <w:rPr>
+          <w:rFonts w:ascii="Times New Roman" w:hAnsi="Times New Roman"/>
+          <w:b w:val="0"/>
+          <w:i/>
+          <w:sz w:val="17"/>
+          <w:u w:val="none"/>
+        </w:rPr>
+        <w:t>*Similar to any investment MAH may make, we would expect a reasonable Return on Investment (ROI) related to this investment in Equipment and/or Devices.</w:t>
+      </w:r>
+    </w:p>
+    <w:tbl>
+      <w:tblPr>
+        <w:tblStyle w:val="TableGrid"/>
+        <w:tblW w:type="auto" w:w="0"/>
+        <w:jc w:val="center"/>
+        <w:tblLook w:firstColumn="1" w:firstRow="1" w:lastColumn="0" w:lastRow="0" w:noHBand="0" w:noVBand="1" w:val="04A0"/>
+        <w:tblBorders>
+          <w:top w:val="single" w:sz="4" w:space="0" w:color="000000"/>
+          <w:left w:val="single" w:sz="4" w:space="0" w:color="000000"/>
+          <w:bottom w:val="single" w:sz="4" w:space="0" w:color="000000"/>
+          <w:right w:val="single" w:sz="4" w:space="0" w:color="000000"/>
+          <w:insideH w:val="single" w:sz="4" w:space="0" w:color="000000"/>
+          <w:insideV w:val="single" w:sz="4" w:space="0" w:color="000000"/>
+        </w:tblBorders>
+      </w:tblPr>
+      <w:tblGrid>
+        <w:gridCol w:w="2880"/>
+        <w:gridCol w:w="2880"/>
+        <w:gridCol w:w="2880"/>
+      </w:tblGrid>
+      <w:tr>
+        <w:tc>
+          <w:tcPr>
+            <w:tcW w:type="dxa" w:w="1152"/>
+            <w:tcW w:w="1152" w:type="dxa"/>
+            <w:tcMar>
+              <w:top w:w="60" w:type="dxa"/>
+              <w:bottom w:w="60" w:type="dxa"/>
+              <w:left w:w="100" w:type="dxa"/>
+              <w:right w:w="100" w:type="dxa"/>
+            </w:tcMar>
+          </w:tcPr>
+          <w:p>
+            <w:pPr>
+              <w:spacing w:after="60" w:before="0" w:line="276" w:lineRule="auto"/>
+            </w:pPr>
+          </w:p>
+        </w:tc>
+        <w:tc>
+          <w:tcPr>
+            <w:tcW w:type="dxa" w:w="4320"/>
+            <w:tcW w:w="4320" w:type="dxa"/>
+            <w:tcMar>
+              <w:top w:w="60" w:type="dxa"/>
+              <w:bottom w:w="60" w:type="dxa"/>
+              <w:left w:w="100" w:type="dxa"/>
+              <w:right w:w="100" w:type="dxa"/>
+            </w:tcMar>
+          </w:tcPr>
+          <w:p>
+            <w:pPr>
+              <w:spacing w:after="60" w:before="0" w:line="276" w:lineRule="auto"/>
+            </w:pPr>
+          </w:p>
+        </w:tc>
+        <w:tc>
+          <w:tcPr>
+            <w:tcW w:type="dxa" w:w="4896"/>
+            <w:tcW w:w="4896" w:type="dxa"/>
+            <w:tcMar>
+              <w:top w:w="60" w:type="dxa"/>
+              <w:bottom w:w="60" w:type="dxa"/>
+              <w:left w:w="100" w:type="dxa"/>
+              <w:right w:w="100" w:type="dxa"/>
+            </w:tcMar>
+          </w:tcPr>
+          <w:p>
+            <w:pPr>
+              <w:spacing w:after="60" w:before="0" w:line="276" w:lineRule="auto"/>
+            </w:pPr>
+            <w:r>
+              <w:rPr>
+                <w:rFonts w:ascii="Times New Roman" w:hAnsi="Times New Roman"/>
+                <w:b/>
+                <w:i/>
+                <w:sz w:val="17"/>
+                <w:u w:val="none"/>
+              </w:rPr>
+              <w:t>If signed by hand, a signature date is required</w:t>
+            </w:r>
+          </w:p>
+        </w:tc>
+      </w:tr>
+      <w:tr>
+        <w:tc>
+          <w:tcPr>
+            <w:tcW w:type="dxa" w:w="1152"/>
+            <w:tcW w:w="1152" w:type="dxa"/>
+            <w:vMerge w:val="restart"/>
+            <w:tcMar>
+              <w:top w:w="60" w:type="dxa"/>
+              <w:bottom w:w="60" w:type="dxa"/>
+              <w:left w:w="100" w:type="dxa"/>
+              <w:right w:w="100" w:type="dxa"/>
+            </w:tcMar>
+          </w:tcPr>
+          <w:p>
+            <w:pPr>
+              <w:spacing w:after="60" w:before="0" w:line="276" w:lineRule="auto"/>
+            </w:pPr>
+            <w:r>
+              <w:rPr>
+                <w:rFonts w:ascii="Times New Roman" w:hAnsi="Times New Roman"/>
+                <w:b/>
+                <w:i w:val="0"/>
+                <w:sz w:val="18"/>
+                <w:u w:val="none"/>
+              </w:rPr>
+              <w:t>Approvers</w:t>
+            </w:r>
+          </w:p>
+        </w:tc>
+        <w:tc>
+          <w:tcPr>
+            <w:tcW w:type="dxa" w:w="4320"/>
+            <w:tcW w:w="4320" w:type="dxa"/>
+            <w:tcMar>
+              <w:top w:w="60" w:type="dxa"/>
+              <w:bottom w:w="60" w:type="dxa"/>
+              <w:left w:w="100" w:type="dxa"/>
+              <w:right w:w="100" w:type="dxa"/>
+            </w:tcMar>
+          </w:tcPr>
+          <w:p>
+            <w:pPr>
+              <w:spacing w:after="60" w:before="0" w:line="276" w:lineRule="auto"/>
+            </w:pPr>
+            <w:r>
+              <w:rPr>
+                <w:rFonts w:ascii="Times New Roman" w:hAnsi="Times New Roman"/>
+                <w:b/>
+                <w:i/>
+                <w:sz w:val="17"/>
+                <w:u w:val="none"/>
+              </w:rPr>
+              <w:t>Initiator/Business Owner</w:t>
+            </w:r>
+          </w:p>
+        </w:tc>
+        <w:tc>
+          <w:tcPr>
+            <w:tcW w:type="dxa" w:w="4896"/>
+            <w:tcW w:w="4896" w:type="dxa"/>
+            <w:tcMar>
+              <w:top w:w="60" w:type="dxa"/>
+              <w:bottom w:w="60" w:type="dxa"/>
+              <w:left w:w="100" w:type="dxa"/>
+              <w:right w:w="100" w:type="dxa"/>
+            </w:tcMar>
+          </w:tcPr>
+          <w:p>
+            <w:pPr>
+              <w:spacing w:after="60" w:before="0" w:line="276" w:lineRule="auto"/>
+            </w:pPr>
+            <w:r>
+              <w:rPr>
+                <w:rFonts w:ascii="Times New Roman" w:hAnsi="Times New Roman"/>
+                <w:b w:val="0"/>
+                <w:i w:val="0"/>
+                <w:sz w:val="17"/>
+                <w:u w:val="none"/>
+              </w:rPr>
+              <w:t>{Initiator Name and Date}</w:t>
+            </w:r>
+          </w:p>
+        </w:tc>
+      </w:tr>
+      <w:tr>
+        <w:tc>
+          <w:tcPr>
+            <w:tcW w:type="dxa" w:w="1152"/>
+            <w:tcW w:w="1152" w:type="dxa"/>
+            <w:vMerge/>
+            <w:tcMar>
+              <w:top w:w="60" w:type="dxa"/>
+              <w:bottom w:w="60" w:type="dxa"/>
+              <w:left w:w="100" w:type="dxa"/>
+              <w:right w:w="100" w:type="dxa"/>
+            </w:tcMar>
+          </w:tcPr>
+          <w:p/>
+        </w:tc>
+        <w:tc>
+          <w:tcPr>
+            <w:tcW w:type="dxa" w:w="4320"/>
+            <w:tcW w:w="4320" w:type="dxa"/>
+            <w:tcMar>
+              <w:top w:w="60" w:type="dxa"/>
+              <w:bottom w:w="60" w:type="dxa"/>
+              <w:left w:w="100" w:type="dxa"/>
+              <w:right w:w="100" w:type="dxa"/>
+            </w:tcMar>
+          </w:tcPr>
+          <w:p>
+            <w:pPr>
+              <w:spacing w:after="60" w:before="0" w:line="276" w:lineRule="auto"/>
+            </w:pPr>
+            <w:r>
+              <w:rPr>
+                <w:rFonts w:ascii="Times New Roman" w:hAnsi="Times New Roman"/>
+                <w:b/>
+                <w:i/>
+                <w:sz w:val="17"/>
+                <w:u w:val="none"/>
+              </w:rPr>
+              <w:t>Next level manager (with appropriate GOA)</w:t>
+            </w:r>
+          </w:p>
+        </w:tc>
+        <w:tc>
+          <w:tcPr>
+            <w:tcW w:type="dxa" w:w="4896"/>
+            <w:tcW w:w="4896" w:type="dxa"/>
+            <w:tcMar>
+              <w:top w:w="60" w:type="dxa"/>
+              <w:bottom w:w="60" w:type="dxa"/>
+              <w:left w:w="100" w:type="dxa"/>
+              <w:right w:w="100" w:type="dxa"/>
+            </w:tcMar>
+          </w:tcPr>
+          <w:p>
+            <w:pPr>
+              <w:spacing w:after="60" w:before="0" w:line="276" w:lineRule="auto"/>
+            </w:pPr>
+            <w:r>
+              <w:rPr>
+                <w:rFonts w:ascii="Times New Roman" w:hAnsi="Times New Roman"/>
+                <w:b w:val="0"/>
+                <w:i w:val="0"/>
+                <w:sz w:val="17"/>
+                <w:u w:val="none"/>
+              </w:rPr>
+              <w:t>{Manager Name and Date}</w:t>
+            </w:r>
+          </w:p>
+        </w:tc>
+      </w:tr>
+      <w:tr>
+        <w:tc>
+          <w:tcPr>
+            <w:tcW w:type="dxa" w:w="1152"/>
+            <w:tcW w:w="1152" w:type="dxa"/>
+            <w:vMerge/>
+            <w:tcMar>
+              <w:top w:w="60" w:type="dxa"/>
+              <w:bottom w:w="60" w:type="dxa"/>
+              <w:left w:w="100" w:type="dxa"/>
+              <w:right w:w="100" w:type="dxa"/>
+            </w:tcMar>
+          </w:tcPr>
+          <w:p/>
+        </w:tc>
+        <w:tc>
+          <w:tcPr>
+            <w:tcW w:type="dxa" w:w="4320"/>
+            <w:tcW w:w="4320" w:type="dxa"/>
+            <w:tcMar>
+              <w:top w:w="60" w:type="dxa"/>
+              <w:bottom w:w="60" w:type="dxa"/>
+              <w:left w:w="100" w:type="dxa"/>
+              <w:right w:w="100" w:type="dxa"/>
+            </w:tcMar>
+          </w:tcPr>
+          <w:p>
+            <w:pPr>
+              <w:spacing w:after="60" w:before="0" w:line="276" w:lineRule="auto"/>
+            </w:pPr>
+            <w:r>
+              <w:rPr>
+                <w:rFonts w:ascii="Times New Roman" w:hAnsi="Times New Roman"/>
+                <w:b/>
+                <w:i/>
+                <w:sz w:val="17"/>
+                <w:u w:val="none"/>
+              </w:rPr>
+              <w:t>Regional Finance</w:t>
+              <w:br/>
+              <w:t>(for leased/ rental user agreement for a fee)</w:t>
+            </w:r>
+          </w:p>
+        </w:tc>
+        <w:tc>
+          <w:tcPr>
+            <w:tcW w:type="dxa" w:w="4896"/>
+            <w:tcW w:w="4896" w:type="dxa"/>
+            <w:tcMar>
+              <w:top w:w="60" w:type="dxa"/>
+              <w:bottom w:w="60" w:type="dxa"/>
+              <w:left w:w="100" w:type="dxa"/>
+              <w:right w:w="100" w:type="dxa"/>
+            </w:tcMar>
+          </w:tcPr>
+          <w:p>
+            <w:pPr>
+              <w:spacing w:after="60" w:before="0" w:line="276" w:lineRule="auto"/>
+            </w:pPr>
+          </w:p>
+        </w:tc>
+      </w:tr>
+      <w:tr>
+        <w:tc>
+          <w:tcPr>
+            <w:tcW w:type="dxa" w:w="1152"/>
+            <w:tcW w:w="1152" w:type="dxa"/>
+            <w:vMerge/>
+            <w:tcMar>
+              <w:top w:w="60" w:type="dxa"/>
+              <w:bottom w:w="60" w:type="dxa"/>
+              <w:left w:w="100" w:type="dxa"/>
+              <w:right w:w="100" w:type="dxa"/>
+            </w:tcMar>
+          </w:tcPr>
+          <w:p/>
+        </w:tc>
+        <w:tc>
+          <w:tcPr>
+            <w:tcW w:type="dxa" w:w="4320"/>
+            <w:tcW w:w="4320" w:type="dxa"/>
+            <w:tcMar>
+              <w:top w:w="60" w:type="dxa"/>
+              <w:bottom w:w="60" w:type="dxa"/>
+              <w:left w:w="100" w:type="dxa"/>
+              <w:right w:w="100" w:type="dxa"/>
+            </w:tcMar>
+          </w:tcPr>
+          <w:p>
+            <w:pPr>
+              <w:spacing w:after="60" w:before="0" w:line="276" w:lineRule="auto"/>
+            </w:pPr>
+            <w:r>
+              <w:rPr>
+                <w:rFonts w:ascii="Times New Roman" w:hAnsi="Times New Roman"/>
+                <w:b/>
+                <w:i/>
+                <w:sz w:val="17"/>
+                <w:u w:val="none"/>
+              </w:rPr>
+              <w:t>Legal</w:t>
+              <w:br/>
+              <w:t>(when dominant Products are involved)</w:t>
+            </w:r>
+          </w:p>
+        </w:tc>
+        <w:tc>
+          <w:tcPr>
+            <w:tcW w:type="dxa" w:w="4896"/>
+            <w:tcW w:w="4896" w:type="dxa"/>
+            <w:tcMar>
+              <w:top w:w="60" w:type="dxa"/>
+              <w:bottom w:w="60" w:type="dxa"/>
+              <w:left w:w="100" w:type="dxa"/>
+              <w:right w:w="100" w:type="dxa"/>
+            </w:tcMar>
+          </w:tcPr>
+          <w:p>
+            <w:pPr>
+              <w:spacing w:after="60" w:before="0" w:line="276" w:lineRule="auto"/>
+            </w:pPr>
+          </w:p>
+        </w:tc>
+      </w:tr>
+    </w:tbl>
+    <w:p>
+      <w:r>
+        <w:br w:type="page"/>
+      </w:r>
+    </w:p>
+    <w:p>
+      <w:pPr>
+        <w:spacing w:after="280" w:before="0" w:line="276" w:lineRule="auto"/>
+      </w:pPr>
+      <w:r>
+        <w:rPr>
+          <w:rFonts w:ascii="Times New Roman" w:hAnsi="Times New Roman"/>
+          <w:b w:val="0"/>
+          <w:i w:val="0"/>
+          <w:sz w:val="18"/>
+          <w:u w:val="none"/>
+        </w:rPr>
+        <w:t>Confidential</w:t>
+      </w:r>
+    </w:p>
+    <w:p>
+      <w:pPr>
+        <w:spacing w:after="40" w:before="0" w:line="276" w:lineRule="auto"/>
+        <w:jc w:val="center"/>
+      </w:pPr>
+      <w:r>
+        <w:rPr>
+          <w:rFonts w:ascii="Times New Roman" w:hAnsi="Times New Roman"/>
+          <w:b/>
+          <w:i w:val="0"/>
+          <w:sz w:val="22"/>
+          <w:u w:val="single"/>
+        </w:rPr>
+        <w:t>DEVICE RELEASE FORM</w:t>
+      </w:r>
+    </w:p>
+    <w:p>
+      <w:pPr>
+        <w:spacing w:after="280" w:before="0" w:line="276" w:lineRule="auto"/>
+        <w:jc w:val="center"/>
+      </w:pPr>
+      <w:r>
+        <w:rPr>
+          <w:rFonts w:ascii="Times New Roman" w:hAnsi="Times New Roman"/>
+          <w:b/>
+          <w:i w:val="0"/>
+          <w:sz w:val="22"/>
+          <w:u w:val="single"/>
+        </w:rPr>
+        <w:t>(DISTRIBUTOR)</w:t>
+      </w:r>
+    </w:p>
+    <w:p>
+      <w:pPr>
+        <w:spacing w:after="120" w:before="0" w:line="276" w:lineRule="auto"/>
+      </w:pPr>
+      <w:r>
+        <w:rPr>
+          <w:rFonts w:ascii="Times New Roman" w:hAnsi="Times New Roman"/>
+          <w:b w:val="0"/>
+          <w:i w:val="0"/>
+          <w:sz w:val="20"/>
+          <w:u w:val="none"/>
+        </w:rPr>
+        <w:t>This DEVICE RELEASE FORM ("Form"), made as of this {DATE} ("Effective Date"), by and between</w:t>
+      </w:r>
+    </w:p>
+    <w:p>
+      <w:pPr>
+        <w:spacing w:after="120" w:before="0" w:line="276" w:lineRule="auto"/>
+      </w:pPr>
+      <w:r>
+        <w:rPr>
+          <w:rFonts w:ascii="Times New Roman" w:hAnsi="Times New Roman"/>
+          <w:b w:val="0"/>
+          <w:i w:val="0"/>
+          <w:sz w:val="20"/>
+          <w:u w:val="none"/>
+        </w:rPr>
+        <w:t>Intervet India Private Limited, a company incorporated under the laws of India, having its registered office at Pune, Maharashtra ("MAH")</w:t>
+      </w:r>
+    </w:p>
+    <w:p>
+      <w:pPr>
+        <w:spacing w:after="120" w:before="0" w:line="276" w:lineRule="auto"/>
+      </w:pPr>
+      <w:r>
+        <w:rPr>
+          <w:rFonts w:ascii="Times New Roman" w:hAnsi="Times New Roman"/>
+          <w:b w:val="0"/>
+          <w:i w:val="0"/>
+          <w:sz w:val="20"/>
+          <w:u w:val="none"/>
+        </w:rPr>
+        <w:t>and</w:t>
+      </w:r>
+    </w:p>
+    <w:p>
+      <w:pPr>
+        <w:spacing w:after="40" w:before="0" w:line="276" w:lineRule="auto"/>
+      </w:pPr>
+      <w:r>
+        <w:rPr>
+          <w:rFonts w:ascii="Times New Roman" w:hAnsi="Times New Roman"/>
+          <w:b w:val="0"/>
+          <w:i w:val="0"/>
+          <w:sz w:val="20"/>
+          <w:u w:val="none"/>
+        </w:rPr>
+        <w:t>{Distributor Name}, a corporation duly organized and existing under the laws of {Country}, having its principal place of business at {Distributor Name},</w:t>
+      </w:r>
+    </w:p>
+    <w:p>
+      <w:pPr>
+        <w:spacing w:after="200" w:before="0" w:line="276" w:lineRule="auto"/>
+      </w:pPr>
+      <w:r>
+        <w:rPr>
+          <w:rFonts w:ascii="Times New Roman" w:hAnsi="Times New Roman"/>
+          <w:b w:val="0"/>
+          <w:i w:val="0"/>
+          <w:sz w:val="20"/>
+          <w:u w:val="none"/>
+        </w:rPr>
+        <w:t>{ADDRESS OF THE DISTRIBUTOR COMPANY}</w:t>
+      </w:r>
+    </w:p>
+    <w:p>
+      <w:pPr>
+        <w:spacing w:after="160" w:before="0" w:line="276" w:lineRule="auto"/>
+      </w:pPr>
+      <w:r>
+        <w:rPr>
+          <w:rFonts w:ascii="Times New Roman" w:hAnsi="Times New Roman"/>
+          <w:b w:val="0"/>
+          <w:i w:val="0"/>
+          <w:sz w:val="20"/>
+          <w:u w:val="none"/>
+        </w:rPr>
+        <w:t>MAH and Distributor, intending to be legally bound, hereby agree as follows:</w:t>
+      </w:r>
+    </w:p>
+    <w:p>
+      <w:pPr>
+        <w:spacing w:after="120" w:before="0" w:line="276" w:lineRule="auto"/>
+      </w:pPr>
+      <w:r>
+        <w:rPr>
+          <w:rFonts w:ascii="Times New Roman" w:hAnsi="Times New Roman"/>
+          <w:b w:val="0"/>
+          <w:i w:val="0"/>
+          <w:sz w:val="19"/>
+          <w:u w:val="none"/>
+        </w:rPr>
+        <w:t>1.  MAH shall deliver to the Distributor the Device free of charge.</w:t>
+      </w:r>
+    </w:p>
+    <w:p>
+      <w:pPr>
+        <w:spacing w:after="120" w:before="0" w:line="276" w:lineRule="auto"/>
+      </w:pPr>
+      <w:r>
+        <w:rPr>
+          <w:rFonts w:ascii="Times New Roman" w:hAnsi="Times New Roman"/>
+          <w:b w:val="0"/>
+          <w:i w:val="0"/>
+          <w:sz w:val="19"/>
+          <w:u w:val="none"/>
+        </w:rPr>
+        <w:t>2.  The Distributor shall endeavor during the Term of this Form to purchase such quantities of Products as set forth in Exhibit A attached to this Form. At the end of each [calendar quarter and/or period] ("Period").</w:t>
+      </w:r>
+    </w:p>
+    <w:p>
+      <w:pPr>
+        <w:spacing w:after="120" w:before="0" w:line="276" w:lineRule="auto"/>
+      </w:pPr>
+      <w:r>
+        <w:rPr>
+          <w:rFonts w:ascii="Times New Roman" w:hAnsi="Times New Roman"/>
+          <w:b w:val="0"/>
+          <w:i w:val="0"/>
+          <w:sz w:val="19"/>
+          <w:u w:val="none"/>
+        </w:rPr>
+        <w:t>3.  The Distributor agrees to promptly inform the MAH of the deployment of any devices to its customers. Such notification shall include detailed information regarding the location of each deployed device. This information is essential for the MAH to provide the necessary support as per the agreed terms. The Distributor shall ensure that all deployment details are communicated to the MAH within 5 working days of the installation of the Device at its customer location.</w:t>
+      </w:r>
+    </w:p>
+    <w:p>
+      <w:pPr>
+        <w:spacing w:after="120" w:before="0" w:line="276" w:lineRule="auto"/>
+      </w:pPr>
+      <w:r>
+        <w:rPr>
+          <w:rFonts w:ascii="Times New Roman" w:hAnsi="Times New Roman"/>
+          <w:b w:val="0"/>
+          <w:i w:val="0"/>
+          <w:sz w:val="19"/>
+          <w:u w:val="none"/>
+        </w:rPr>
+        <w:t>4.  The Distributor agrees to hold harmless, release, and indemnify MAH in full of any and all liability, damage, loss, or harm related to the Device or arising in any way from the use or storage of the Device.</w:t>
+      </w:r>
+    </w:p>
+    <w:p>
+      <w:pPr>
+        <w:spacing w:after="120" w:before="0" w:line="276" w:lineRule="auto"/>
+      </w:pPr>
+      <w:r>
+        <w:rPr>
+          <w:rFonts w:ascii="Times New Roman" w:hAnsi="Times New Roman"/>
+          <w:b w:val="0"/>
+          <w:i w:val="0"/>
+          <w:sz w:val="19"/>
+          <w:u w:val="none"/>
+        </w:rPr>
+        <w:t>5.  The Distributor acknowledges that the Device was received in good working condition and is henceforth the sole and exclusive responsibility of the Distributor and that MAH owes the Distributor no further obligation, of any kind whatsoever, related to the Device.</w:t>
+      </w:r>
+    </w:p>
+    <w:p>
+      <w:r>
+        <w:br w:type="page"/>
+      </w:r>
+    </w:p>
+    <w:p>
+      <w:pPr>
+        <w:spacing w:after="280" w:before="0" w:line="276" w:lineRule="auto"/>
+      </w:pPr>
+      <w:r>
+        <w:rPr>
+          <w:rFonts w:ascii="Times New Roman" w:hAnsi="Times New Roman"/>
+          <w:b w:val="0"/>
+          <w:i w:val="0"/>
+          <w:sz w:val="18"/>
+          <w:u w:val="none"/>
+        </w:rPr>
+        <w:t>Confidential</w:t>
+      </w:r>
+    </w:p>
+    <w:p>
+      <w:pPr>
+        <w:spacing w:after="280" w:before="0" w:line="276" w:lineRule="auto"/>
+      </w:pPr>
+      <w:r>
+        <w:rPr>
+          <w:rFonts w:ascii="Times New Roman" w:hAnsi="Times New Roman"/>
+          <w:b w:val="0"/>
+          <w:i w:val="0"/>
+          <w:sz w:val="19"/>
+          <w:u w:val="none"/>
+        </w:rPr>
+        <w:t>6.  The Customer understands that MAH released ownership of the Device to the Customer and further agrees that the Customer shall hold harmless, release, and indemnify MAH in full of any and all liability, damage, loss, or harm related to the Device or arising in any way from use or storage of the Device.</w:t>
+      </w:r>
+    </w:p>
+    <w:p>
+      <w:pPr>
+        <w:spacing w:after="320" w:before="0" w:line="276" w:lineRule="auto"/>
+      </w:pPr>
+      <w:r>
+        <w:rPr>
+          <w:rFonts w:ascii="Times New Roman" w:hAnsi="Times New Roman"/>
+          <w:b w:val="0"/>
+          <w:i w:val="0"/>
+          <w:sz w:val="20"/>
+          <w:u w:val="none"/>
+        </w:rPr>
+        <w:t>IN WITNESS WHEREOF, the Parties have caused this Form to be duly executed as of the Effective Date.</w:t>
+      </w:r>
+    </w:p>
+    <w:tbl>
+      <w:tblPr>
+        <w:tblW w:type="auto" w:w="0"/>
+        <w:jc w:val="center"/>
+        <w:tblLook w:firstColumn="1" w:firstRow="1" w:lastColumn="0" w:lastRow="0" w:noHBand="0" w:noVBand="1" w:val="04A0"/>
+        <w:tblBorders>
+          <w:top w:val="none" w:sz="0" w:space="0" w:color="auto"/>
+          <w:left w:val="none" w:sz="0" w:space="0" w:color="auto"/>
+          <w:bottom w:val="none" w:sz="0" w:space="0" w:color="auto"/>
+          <w:right w:val="none" w:sz="0" w:space="0" w:color="auto"/>
+          <w:insideH w:val="none" w:sz="0" w:space="0" w:color="auto"/>
+          <w:insideV w:val="none" w:sz="0" w:space="0" w:color="auto"/>
+        </w:tblBorders>
       </w:tblPr>
       <w:tblGrid>
         <w:gridCol w:w="4320"/>
@@ -802,30 +1322,108 @@
         <w:tc>
           <w:tcPr>
             <w:tcW w:type="dxa" w:w="5040"/>
-            <w:shd w:fill="E6F3F2"/>
+            <w:tcW w:w="5040" w:type="dxa"/>
+            <w:tcMar>
+              <w:top w:w="40" w:type="dxa"/>
+              <w:bottom w:w="40" w:type="dxa"/>
+              <w:left w:w="100" w:type="dxa"/>
+              <w:right w:w="100" w:type="dxa"/>
+            </w:tcMar>
           </w:tcPr>
           <w:p>
+            <w:pPr>
+              <w:spacing w:after="60" w:before="0" w:line="276" w:lineRule="auto"/>
+            </w:pPr>
             <w:r>
               <w:rPr>
-                <w:rFonts w:ascii="Calibri" w:hAnsi="Calibri"/>
-                <w:b/>
+                <w:rFonts w:ascii="Times New Roman" w:hAnsi="Times New Roman"/>
+                <w:b w:val="0"/>
+                <w:i w:val="0"/>
                 <w:sz w:val="20"/>
+                <w:u w:val="none"/>
               </w:rPr>
-              <w:t>Customer / Receiver</w:t>
+              <w:t>Signed for and on behalf of:</w:t>
             </w:r>
           </w:p>
         </w:tc>
         <w:tc>
           <w:tcPr>
             <w:tcW w:type="dxa" w:w="5040"/>
-            <w:shd w:fill="E6F3F2"/>
+            <w:tcW w:w="5040" w:type="dxa"/>
+            <w:tcMar>
+              <w:top w:w="40" w:type="dxa"/>
+              <w:bottom w:w="40" w:type="dxa"/>
+              <w:left w:w="100" w:type="dxa"/>
+              <w:right w:w="100" w:type="dxa"/>
+            </w:tcMar>
           </w:tcPr>
           <w:p>
+            <w:pPr>
+              <w:spacing w:after="60" w:before="0" w:line="276" w:lineRule="auto"/>
+            </w:pPr>
             <w:r>
               <w:rPr>
-                <w:rFonts w:ascii="Calibri" w:hAnsi="Calibri"/>
-                <w:b/>
+                <w:rFonts w:ascii="Times New Roman" w:hAnsi="Times New Roman"/>
+                <w:b w:val="0"/>
+                <w:i w:val="0"/>
                 <w:sz w:val="20"/>
+                <w:u w:val="none"/>
+              </w:rPr>
+              <w:t>Signed for and on behalf of:</w:t>
+            </w:r>
+          </w:p>
+        </w:tc>
+      </w:tr>
+      <w:tr>
+        <w:tc>
+          <w:tcPr>
+            <w:tcW w:type="dxa" w:w="5040"/>
+            <w:tcW w:w="5040" w:type="dxa"/>
+            <w:tcMar>
+              <w:top w:w="40" w:type="dxa"/>
+              <w:bottom w:w="40" w:type="dxa"/>
+              <w:left w:w="100" w:type="dxa"/>
+              <w:right w:w="100" w:type="dxa"/>
+            </w:tcMar>
+          </w:tcPr>
+          <w:p>
+            <w:pPr>
+              <w:spacing w:after="60" w:before="0" w:line="276" w:lineRule="auto"/>
+            </w:pPr>
+            <w:r>
+              <w:rPr>
+                <w:rFonts w:ascii="Times New Roman" w:hAnsi="Times New Roman"/>
+                <w:b w:val="0"/>
+                <w:i w:val="0"/>
+                <w:sz w:val="20"/>
+                <w:u w:val="none"/>
+              </w:rPr>
+              <w:t>{Customer Name}</w:t>
+            </w:r>
+          </w:p>
+        </w:tc>
+        <w:tc>
+          <w:tcPr>
+            <w:tcW w:type="dxa" w:w="5040"/>
+            <w:tcW w:w="5040" w:type="dxa"/>
+            <w:tcMar>
+              <w:top w:w="40" w:type="dxa"/>
+              <w:bottom w:w="40" w:type="dxa"/>
+              <w:left w:w="100" w:type="dxa"/>
+              <w:right w:w="100" w:type="dxa"/>
+            </w:tcMar>
+          </w:tcPr>
+          <w:p>
+            <w:pPr>
+              <w:spacing w:after="60" w:before="0" w:line="276" w:lineRule="auto"/>
+            </w:pPr>
+            <w:r>
+              <w:rPr>
+                <w:rFonts w:ascii="Times New Roman" w:hAnsi="Times New Roman"/>
+                <w:b w:val="0"/>
+                <w:i w:val="0"/>
+                <w:sz w:val="20"/>
+                <w:u w:val="single"/>
               </w:rPr>
               <w:t>Intervet India Private Limited</w:t>
             </w:r>
@@ -836,43 +1434,28 @@
         <w:tc>
           <w:tcPr>
             <w:tcW w:type="dxa" w:w="5040"/>
+            <w:tcW w:w="5040" w:type="dxa"/>
+            <w:tcMar>
+              <w:top w:w="40" w:type="dxa"/>
+              <w:bottom w:w="40" w:type="dxa"/>
+              <w:left w:w="100" w:type="dxa"/>
+              <w:right w:w="100" w:type="dxa"/>
+            </w:tcMar>
           </w:tcPr>
           <w:p>
+            <w:pPr>
+              <w:spacing w:after="40" w:before="0" w:line="276" w:lineRule="auto"/>
+            </w:pPr>
             <w:r>
               <w:rPr>
-                <w:rFonts w:ascii="Calibri" w:hAnsi="Calibri"/>
-                <w:sz w:val="20"/>
+                <w:rFonts w:ascii="Times New Roman" w:hAnsi="Times New Roman"/>
+                <w:b w:val="0"/>
+                <w:i w:val="0"/>
+                <w:sz w:val="19"/>
+                <w:u w:val="none"/>
               </w:rPr>
-              <w:t>Signature:</w:t>
-            </w:r>
-          </w:p>
-        </w:tc>
-        <w:tc>
-          <w:tcPr>
-            <w:tcW w:type="dxa" w:w="5040"/>
-          </w:tcPr>
-          <w:p>
-            <w:r>
-              <w:rPr>
-                <w:rFonts w:ascii="Calibri" w:hAnsi="Calibri"/>
-                <w:sz w:val="20"/>
-              </w:rPr>
-              <w:t>Signature:</w:t>
-            </w:r>
-          </w:p>
-        </w:tc>
-      </w:tr>
-      <w:tr>
-        <w:tc>
-          <w:tcPr>
-            <w:tcW w:type="dxa" w:w="5040"/>
-          </w:tcPr>
-          <w:p>
-            <w:r>
-              <w:rPr>
-                <w:rFonts w:ascii="Calibri" w:hAnsi="Calibri"/>
-                <w:sz w:val="20"/>
-              </w:rPr>
+              <w:br/>
+              <w:br/>
               <w:t>{{customer_signature}}</w:t>
             </w:r>
           </w:p>
@@ -880,13 +1463,28 @@
         <w:tc>
           <w:tcPr>
             <w:tcW w:type="dxa" w:w="5040"/>
+            <w:tcW w:w="5040" w:type="dxa"/>
+            <w:tcMar>
+              <w:top w:w="40" w:type="dxa"/>
+              <w:bottom w:w="40" w:type="dxa"/>
+              <w:left w:w="100" w:type="dxa"/>
+              <w:right w:w="100" w:type="dxa"/>
+            </w:tcMar>
           </w:tcPr>
           <w:p>
+            <w:pPr>
+              <w:spacing w:after="40" w:before="0" w:line="276" w:lineRule="auto"/>
+            </w:pPr>
             <w:r>
               <w:rPr>
-                <w:rFonts w:ascii="Calibri" w:hAnsi="Calibri"/>
-                <w:sz w:val="20"/>
+                <w:rFonts w:ascii="Times New Roman" w:hAnsi="Times New Roman"/>
+                <w:b w:val="0"/>
+                <w:i w:val="0"/>
+                <w:sz w:val="19"/>
+                <w:u w:val="none"/>
               </w:rPr>
+              <w:br/>
+              <w:br/>
               <w:t>{{intervet_signature}}</w:t>
             </w:r>
           </w:p>
@@ -896,28 +1494,54 @@
         <w:tc>
           <w:tcPr>
             <w:tcW w:type="dxa" w:w="5040"/>
+            <w:tcW w:w="5040" w:type="dxa"/>
+            <w:tcMar>
+              <w:top w:w="40" w:type="dxa"/>
+              <w:bottom w:w="40" w:type="dxa"/>
+              <w:left w:w="100" w:type="dxa"/>
+              <w:right w:w="100" w:type="dxa"/>
+            </w:tcMar>
           </w:tcPr>
           <w:p>
+            <w:pPr>
+              <w:spacing w:after="80" w:before="0" w:line="276" w:lineRule="auto"/>
+            </w:pPr>
             <w:r>
               <w:rPr>
-                <w:rFonts w:ascii="Calibri" w:hAnsi="Calibri"/>
+                <w:rFonts w:ascii="Times New Roman" w:hAnsi="Times New Roman"/>
+                <w:b w:val="0"/>
+                <w:i w:val="0"/>
                 <w:sz w:val="20"/>
+                <w:u w:val="none"/>
               </w:rPr>
-              <w:t>Name: {{receiver_name}}</w:t>
+              <w:t>________________________________</w:t>
             </w:r>
           </w:p>
         </w:tc>
         <w:tc>
           <w:tcPr>
             <w:tcW w:type="dxa" w:w="5040"/>
+            <w:tcW w:w="5040" w:type="dxa"/>
+            <w:tcMar>
+              <w:top w:w="40" w:type="dxa"/>
+              <w:bottom w:w="40" w:type="dxa"/>
+              <w:left w:w="100" w:type="dxa"/>
+              <w:right w:w="100" w:type="dxa"/>
+            </w:tcMar>
           </w:tcPr>
           <w:p>
+            <w:pPr>
+              <w:spacing w:after="80" w:before="0" w:line="276" w:lineRule="auto"/>
+            </w:pPr>
             <w:r>
               <w:rPr>
-                <w:rFonts w:ascii="Calibri" w:hAnsi="Calibri"/>
+                <w:rFonts w:ascii="Times New Roman" w:hAnsi="Times New Roman"/>
+                <w:b w:val="0"/>
+                <w:i w:val="0"/>
                 <w:sz w:val="20"/>
+                <w:u w:val="none"/>
               </w:rPr>
-              <w:t>Name: {{intervet_name}}</w:t>
+              <w:t>________________________________</w:t>
             </w:r>
           </w:p>
         </w:tc>
@@ -926,28 +1550,74 @@
         <w:tc>
           <w:tcPr>
             <w:tcW w:type="dxa" w:w="5040"/>
+            <w:tcW w:w="5040" w:type="dxa"/>
+            <w:tcMar>
+              <w:top w:w="40" w:type="dxa"/>
+              <w:bottom w:w="40" w:type="dxa"/>
+              <w:left w:w="100" w:type="dxa"/>
+              <w:right w:w="100" w:type="dxa"/>
+            </w:tcMar>
           </w:tcPr>
           <w:p>
+            <w:pPr>
+              <w:spacing w:after="40"/>
+            </w:pPr>
             <w:r>
               <w:rPr>
-                <w:rFonts w:ascii="Calibri" w:hAnsi="Calibri"/>
+                <w:rFonts w:ascii="Times New Roman" w:hAnsi="Times New Roman"/>
+                <w:b w:val="0"/>
+                <w:i w:val="0"/>
                 <w:sz w:val="20"/>
+                <w:u w:val="none"/>
               </w:rPr>
-              <w:t>Title: {{receiver_title}}</w:t>
+              <w:t xml:space="preserve">Name: </w:t>
+            </w:r>
+            <w:r>
+              <w:rPr>
+                <w:rFonts w:ascii="Times New Roman" w:hAnsi="Times New Roman"/>
+                <w:b w:val="0"/>
+                <w:i w:val="0"/>
+                <w:sz w:val="20"/>
+                <w:u w:val="none"/>
+              </w:rPr>
+              <w:t>{Receiver Name}</w:t>
             </w:r>
           </w:p>
         </w:tc>
         <w:tc>
           <w:tcPr>
             <w:tcW w:type="dxa" w:w="5040"/>
+            <w:tcW w:w="5040" w:type="dxa"/>
+            <w:tcMar>
+              <w:top w:w="40" w:type="dxa"/>
+              <w:bottom w:w="40" w:type="dxa"/>
+              <w:left w:w="100" w:type="dxa"/>
+              <w:right w:w="100" w:type="dxa"/>
+            </w:tcMar>
           </w:tcPr>
           <w:p>
+            <w:pPr>
+              <w:spacing w:after="40"/>
+            </w:pPr>
             <w:r>
               <w:rPr>
-                <w:rFonts w:ascii="Calibri" w:hAnsi="Calibri"/>
+                <w:rFonts w:ascii="Times New Roman" w:hAnsi="Times New Roman"/>
+                <w:b w:val="0"/>
+                <w:i w:val="0"/>
                 <w:sz w:val="20"/>
+                <w:u w:val="none"/>
               </w:rPr>
-              <w:t>Title: {{intervet_title}}</w:t>
+              <w:t xml:space="preserve">Name: </w:t>
+            </w:r>
+            <w:r>
+              <w:rPr>
+                <w:rFonts w:ascii="Times New Roman" w:hAnsi="Times New Roman"/>
+                <w:b w:val="0"/>
+                <w:i w:val="0"/>
+                <w:sz w:val="20"/>
+                <w:u w:val="none"/>
+              </w:rPr>
+              <w:t>{Name}</w:t>
             </w:r>
           </w:p>
         </w:tc>
@@ -956,34 +1626,135 @@
         <w:tc>
           <w:tcPr>
             <w:tcW w:type="dxa" w:w="5040"/>
+            <w:tcW w:w="5040" w:type="dxa"/>
+            <w:tcMar>
+              <w:top w:w="40" w:type="dxa"/>
+              <w:bottom w:w="40" w:type="dxa"/>
+              <w:left w:w="100" w:type="dxa"/>
+              <w:right w:w="100" w:type="dxa"/>
+            </w:tcMar>
           </w:tcPr>
           <w:p>
+            <w:pPr>
+              <w:spacing w:after="40"/>
+            </w:pPr>
             <w:r>
               <w:rPr>
-                <w:rFonts w:ascii="Calibri" w:hAnsi="Calibri"/>
+                <w:rFonts w:ascii="Times New Roman" w:hAnsi="Times New Roman"/>
+                <w:b w:val="0"/>
+                <w:i w:val="0"/>
                 <w:sz w:val="20"/>
+                <w:u w:val="none"/>
               </w:rPr>
-              <w:t>Date: {{receiver_date}}</w:t>
+              <w:t xml:space="preserve">Title: </w:t>
+            </w:r>
+            <w:r>
+              <w:rPr>
+                <w:rFonts w:ascii="Times New Roman" w:hAnsi="Times New Roman"/>
+                <w:b w:val="0"/>
+                <w:i w:val="0"/>
+                <w:sz w:val="20"/>
+                <w:u w:val="none"/>
+              </w:rPr>
+              <w:t>{Title of receiver}</w:t>
             </w:r>
           </w:p>
         </w:tc>
         <w:tc>
           <w:tcPr>
             <w:tcW w:type="dxa" w:w="5040"/>
+            <w:tcW w:w="5040" w:type="dxa"/>
+            <w:tcMar>
+              <w:top w:w="40" w:type="dxa"/>
+              <w:bottom w:w="40" w:type="dxa"/>
+              <w:left w:w="100" w:type="dxa"/>
+              <w:right w:w="100" w:type="dxa"/>
+            </w:tcMar>
           </w:tcPr>
           <w:p>
+            <w:pPr>
+              <w:spacing w:after="40"/>
+            </w:pPr>
             <w:r>
               <w:rPr>
-                <w:rFonts w:ascii="Calibri" w:hAnsi="Calibri"/>
+                <w:rFonts w:ascii="Times New Roman" w:hAnsi="Times New Roman"/>
+                <w:b w:val="0"/>
+                <w:i w:val="0"/>
                 <w:sz w:val="20"/>
+                <w:u w:val="none"/>
               </w:rPr>
-              <w:t>Date: {{intervet_date}}</w:t>
+              <w:t xml:space="preserve">Title: </w:t>
+            </w:r>
+            <w:r>
+              <w:rPr>
+                <w:rFonts w:ascii="Times New Roman" w:hAnsi="Times New Roman"/>
+                <w:b w:val="0"/>
+                <w:i w:val="0"/>
+                <w:sz w:val="20"/>
+                <w:u w:val="none"/>
+              </w:rPr>
+              <w:t>{Title}</w:t>
+            </w:r>
+          </w:p>
+        </w:tc>
+      </w:tr>
+      <w:tr>
+        <w:tc>
+          <w:tcPr>
+            <w:tcW w:type="dxa" w:w="5040"/>
+            <w:tcW w:w="5040" w:type="dxa"/>
+            <w:tcMar>
+              <w:top w:w="40" w:type="dxa"/>
+              <w:bottom w:w="40" w:type="dxa"/>
+              <w:left w:w="100" w:type="dxa"/>
+              <w:right w:w="100" w:type="dxa"/>
+            </w:tcMar>
+          </w:tcPr>
+          <w:p>
+            <w:pPr>
+              <w:spacing w:after="40" w:before="0" w:line="276" w:lineRule="auto"/>
+            </w:pPr>
+            <w:r>
+              <w:rPr>
+                <w:rFonts w:ascii="Times New Roman" w:hAnsi="Times New Roman"/>
+                <w:b w:val="0"/>
+                <w:i w:val="0"/>
+                <w:sz w:val="20"/>
+                <w:u w:val="none"/>
+              </w:rPr>
+              <w:t>Date:</w:t>
+            </w:r>
+          </w:p>
+        </w:tc>
+        <w:tc>
+          <w:tcPr>
+            <w:tcW w:type="dxa" w:w="5040"/>
+            <w:tcW w:w="5040" w:type="dxa"/>
+            <w:tcMar>
+              <w:top w:w="40" w:type="dxa"/>
+              <w:bottom w:w="40" w:type="dxa"/>
+              <w:left w:w="100" w:type="dxa"/>
+              <w:right w:w="100" w:type="dxa"/>
+            </w:tcMar>
+          </w:tcPr>
+          <w:p>
+            <w:pPr>
+              <w:spacing w:after="40" w:before="0" w:line="276" w:lineRule="auto"/>
+            </w:pPr>
+            <w:r>
+              <w:rPr>
+                <w:rFonts w:ascii="Times New Roman" w:hAnsi="Times New Roman"/>
+                <w:b w:val="0"/>
+                <w:i w:val="0"/>
+                <w:sz w:val="20"/>
+                <w:u w:val="none"/>
+              </w:rPr>
+              <w:t>Date:</w:t>
             </w:r>
           </w:p>
         </w:tc>
       </w:tr>
     </w:tbl>
-    <w:p/>
     <w:p>
       <w:r>
         <w:br w:type="page"/>
@@ -991,63 +1762,137 @@
     </w:p>
     <w:p>
       <w:pPr>
-        <w:pStyle w:val="Heading1"/>
+        <w:spacing w:after="360" w:before="0" w:line="276" w:lineRule="auto"/>
       </w:pPr>
       <w:r>
         <w:rPr>
-          <w:color w:val="00857C"/>
+          <w:rFonts w:ascii="Times New Roman" w:hAnsi="Times New Roman"/>
+          <w:b w:val="0"/>
+          <w:i w:val="0"/>
+          <w:sz w:val="18"/>
+          <w:u w:val="none"/>
+        </w:rPr>
+        <w:t>Confidential</w:t>
+      </w:r>
+    </w:p>
+    <w:p>
+      <w:pPr>
+        <w:spacing w:after="40" w:before="0" w:line="276" w:lineRule="auto"/>
+        <w:jc w:val="center"/>
+      </w:pPr>
+      <w:r>
+        <w:rPr>
+          <w:rFonts w:ascii="Times New Roman" w:hAnsi="Times New Roman"/>
+          <w:b/>
+          <w:i w:val="0"/>
+          <w:sz w:val="22"/>
+          <w:u w:val="none"/>
         </w:rPr>
         <w:t>EXHIBIT A</w:t>
       </w:r>
     </w:p>
     <w:p>
       <w:pPr>
-        <w:spacing w:after="120"/>
+        <w:spacing w:after="320" w:before="0" w:line="276" w:lineRule="auto"/>
         <w:jc w:val="center"/>
       </w:pPr>
       <w:r>
         <w:rPr>
-          <w:rFonts w:ascii="Calibri" w:hAnsi="Calibri"/>
-          <w:b/>
-          <w:sz w:val="22"/>
+          <w:rFonts w:ascii="Times New Roman" w:hAnsi="Times New Roman"/>
+          <w:b w:val="0"/>
+          <w:i w:val="0"/>
+          <w:sz w:val="20"/>
+          <w:u w:val="none"/>
         </w:rPr>
-        <w:t>EQUIPMENT SCHEDULE</w:t>
+        <w:t>Products and Quantities</w:t>
       </w:r>
     </w:p>
     <w:p>
       <w:pPr>
-        <w:spacing w:after="240"/>
+        <w:spacing w:after="240" w:before="0" w:line="276" w:lineRule="auto"/>
       </w:pPr>
       <w:r>
         <w:rPr>
-          <w:rFonts w:ascii="Calibri" w:hAnsi="Calibri"/>
+          <w:rFonts w:ascii="Times New Roman" w:hAnsi="Times New Roman"/>
           <w:b w:val="0"/>
-          <w:sz w:val="22"/>
+          <w:i w:val="0"/>
+          <w:sz w:val="20"/>
+          <w:u w:val="none"/>
         </w:rPr>
-        <w:t>The following equipment is covered under this Agreement:</w:t>
+        <w:t>{{exhibit_a_equipment}}</w:t>
       </w:r>
     </w:p>
     <w:p>
       <w:r>
-        <w:rPr>
-          <w:rFonts w:ascii="Calibri" w:hAnsi="Calibri"/>
-          <w:sz w:val="22"/>
-        </w:rPr>
-        <w:t>{{exhibit_a_equipment}}</w:t>
+        <w:br w:type="page"/>
       </w:r>
     </w:p>
-    <w:p/>
     <w:p>
       <w:pPr>
-        <w:spacing w:after="240"/>
+        <w:spacing w:after="360" w:before="0" w:line="276" w:lineRule="auto"/>
       </w:pPr>
       <w:r>
         <w:rPr>
-          <w:rFonts w:ascii="Calibri" w:hAnsi="Calibri"/>
+          <w:rFonts w:ascii="Times New Roman" w:hAnsi="Times New Roman"/>
           <w:b w:val="0"/>
+          <w:i w:val="0"/>
+          <w:sz w:val="18"/>
+          <w:u w:val="none"/>
+        </w:rPr>
+        <w:t>Confidential</w:t>
+      </w:r>
+    </w:p>
+    <w:p>
+      <w:pPr>
+        <w:spacing w:after="40" w:before="0" w:line="276" w:lineRule="auto"/>
+        <w:jc w:val="center"/>
+      </w:pPr>
+      <w:r>
+        <w:rPr>
+          <w:rFonts w:ascii="Times New Roman" w:hAnsi="Times New Roman"/>
+          <w:b/>
+          <w:i w:val="0"/>
           <w:sz w:val="22"/>
+          <w:u w:val="none"/>
         </w:rPr>
-        <w:t>This Exhibit A forms an integral part of the Agreement and shall be read in conjunction with all terms and conditions stated therein.</w:t>
+        <w:t>EXHIBIT X</w:t>
+      </w:r>
+    </w:p>
+    <w:p>
+      <w:pPr>
+        <w:spacing w:after="320" w:before="0" w:line="276" w:lineRule="auto"/>
+        <w:jc w:val="center"/>
+      </w:pPr>
+      <w:r>
+        <w:rPr>
+          <w:rFonts w:ascii="Times New Roman" w:hAnsi="Times New Roman"/>
+          <w:b w:val="0"/>
+          <w:i w:val="0"/>
+          <w:sz w:val="20"/>
+          <w:u w:val="none"/>
+        </w:rPr>
+        <w:t>Data Privacy Provisions</w:t>
+      </w:r>
+    </w:p>
+    <w:p>
+      <w:pPr>
+        <w:spacing w:after="80" w:before="0" w:line="276" w:lineRule="auto"/>
+      </w:pPr>
+      <w:r>
+        <w:rPr>
+          <w:rFonts w:ascii="Times New Roman" w:hAnsi="Times New Roman"/>
+          <w:b/>
+          <w:sz w:val="20"/>
+          <w:u w:val="single"/>
+        </w:rPr>
+        <w:t xml:space="preserve">1. Data Privacy and Security Requirements. </w:t>
+      </w:r>
+      <w:r>
+        <w:rPr>
+          <w:rFonts w:ascii="Times New Roman" w:hAnsi="Times New Roman"/>
+          <w:sz w:val="20"/>
+        </w:rPr>
+        <w:t>To the extent Customer accesses, collects, uses, stores, or otherwise processes any data in connection with this Agreement that would constitute "Personal Information" or a similar data classification subject to additional requirements under any applicable data protection, data security, or privacy law ("Data Protection Law") Customer shall comply with such Data Protection Law in addition to Customer's other obligations regarding that data under this Agreement.</w:t>
       </w:r>
     </w:p>
     <w:sectPr>
@@ -1423,10 +2268,6 @@
     <w:name w:val="Normal"/>
     <w:qFormat/>
     <w:rsid w:val="00FC693F"/>
-    <w:rPr>
-      <w:rFonts w:ascii="Calibri" w:hAnsi="Calibri"/>
-      <w:sz w:val="22"/>
-    </w:rPr>
   </w:style>
   <w:style w:type="paragraph" w:styleId="Header">
     <w:name w:val="header"/>
